--- a/Multi Level Queue Scheduling.docx
+++ b/Multi Level Queue Scheduling.docx
@@ -35,6 +35,12 @@
           <w:lang w:val="en-US"/>
         </w:rPr>
       </w:pPr>
+      <w:r>
+        <w:rPr>
+          <w:lang w:val="en-US"/>
+        </w:rPr>
+        <w:t xml:space="preserve"> </w:t>
+      </w:r>
     </w:p>
     <w:p>
       <w:pPr>
@@ -176,6 +182,12 @@
           <w:lang w:val="en-US"/>
         </w:rPr>
       </w:pPr>
+      <w:r>
+        <w:rPr>
+          <w:lang w:val="en-US"/>
+        </w:rPr>
+        <w:t xml:space="preserve"> </w:t>
+      </w:r>
     </w:p>
     <w:p>
       <w:pPr>
@@ -359,6 +371,128 @@
         <w:rPr>
           <w:lang w:val="en-US"/>
         </w:rPr>
+        <w:t xml:space="preserve">    int </w:t>
+      </w:r>
+      <w:proofErr w:type="spellStart"/>
+      <w:r>
+        <w:rPr>
+          <w:lang w:val="en-US"/>
+        </w:rPr>
+        <w:t>gantt_</w:t>
+      </w:r>
+      <w:proofErr w:type="gramStart"/>
+      <w:r>
+        <w:rPr>
+          <w:lang w:val="en-US"/>
+        </w:rPr>
+        <w:t>p</w:t>
+      </w:r>
+      <w:proofErr w:type="spellEnd"/>
+      <w:r>
+        <w:rPr>
+          <w:lang w:val="en-US"/>
+        </w:rPr>
+        <w:t>[</w:t>
+      </w:r>
+      <w:proofErr w:type="gramEnd"/>
+      <w:r>
+        <w:rPr>
+          <w:lang w:val="en-US"/>
+        </w:rPr>
+        <w:t>100];</w:t>
+      </w:r>
+    </w:p>
+    <w:p>
+      <w:pPr>
+        <w:rPr>
+          <w:lang w:val="en-US"/>
+        </w:rPr>
+      </w:pPr>
+      <w:r>
+        <w:rPr>
+          <w:lang w:val="en-US"/>
+        </w:rPr>
+        <w:t xml:space="preserve">    int </w:t>
+      </w:r>
+      <w:proofErr w:type="spellStart"/>
+      <w:r>
+        <w:rPr>
+          <w:lang w:val="en-US"/>
+        </w:rPr>
+        <w:t>gantt_</w:t>
+      </w:r>
+      <w:proofErr w:type="gramStart"/>
+      <w:r>
+        <w:rPr>
+          <w:lang w:val="en-US"/>
+        </w:rPr>
+        <w:t>t</w:t>
+      </w:r>
+      <w:proofErr w:type="spellEnd"/>
+      <w:r>
+        <w:rPr>
+          <w:lang w:val="en-US"/>
+        </w:rPr>
+        <w:t>[</w:t>
+      </w:r>
+      <w:proofErr w:type="gramEnd"/>
+      <w:r>
+        <w:rPr>
+          <w:lang w:val="en-US"/>
+        </w:rPr>
+        <w:t>100];</w:t>
+      </w:r>
+    </w:p>
+    <w:p>
+      <w:pPr>
+        <w:rPr>
+          <w:lang w:val="en-US"/>
+        </w:rPr>
+      </w:pPr>
+      <w:r>
+        <w:rPr>
+          <w:lang w:val="en-US"/>
+        </w:rPr>
+        <w:t xml:space="preserve">    int </w:t>
+      </w:r>
+      <w:proofErr w:type="spellStart"/>
+      <w:r>
+        <w:rPr>
+          <w:lang w:val="en-US"/>
+        </w:rPr>
+        <w:t>gindex</w:t>
+      </w:r>
+      <w:proofErr w:type="spellEnd"/>
+      <w:r>
+        <w:rPr>
+          <w:lang w:val="en-US"/>
+        </w:rPr>
+        <w:t xml:space="preserve"> = 0;</w:t>
+      </w:r>
+    </w:p>
+    <w:p>
+      <w:pPr>
+        <w:rPr>
+          <w:lang w:val="en-US"/>
+        </w:rPr>
+      </w:pPr>
+      <w:r>
+        <w:rPr>
+          <w:lang w:val="en-US"/>
+        </w:rPr>
+        <w:t xml:space="preserve"> </w:t>
+      </w:r>
+    </w:p>
+    <w:p>
+      <w:pPr>
+        <w:rPr>
+          <w:lang w:val="en-US"/>
+        </w:rPr>
+      </w:pPr>
+      <w:r>
+        <w:rPr>
+          <w:lang w:val="en-US"/>
+        </w:rPr>
         <w:t xml:space="preserve">    int n, </w:t>
       </w:r>
       <w:proofErr w:type="spellStart"/>
@@ -382,6 +516,12 @@
           <w:lang w:val="en-US"/>
         </w:rPr>
       </w:pPr>
+      <w:r>
+        <w:rPr>
+          <w:lang w:val="en-US"/>
+        </w:rPr>
+        <w:t xml:space="preserve"> </w:t>
+      </w:r>
     </w:p>
     <w:p>
       <w:pPr>
@@ -479,6 +619,12 @@
           <w:lang w:val="en-US"/>
         </w:rPr>
       </w:pPr>
+      <w:r>
+        <w:rPr>
+          <w:lang w:val="en-US"/>
+        </w:rPr>
+        <w:t xml:space="preserve"> </w:t>
+      </w:r>
     </w:p>
     <w:p>
       <w:pPr>
@@ -619,17 +765,24 @@
           <w:lang w:val="en-US"/>
         </w:rPr>
       </w:pPr>
-    </w:p>
-    <w:p>
-      <w:pPr>
-        <w:rPr>
-          <w:lang w:val="en-US"/>
-        </w:rPr>
-      </w:pPr>
-      <w:r>
-        <w:rPr>
-          <w:lang w:val="en-US"/>
-        </w:rPr>
+      <w:r>
+        <w:rPr>
+          <w:lang w:val="en-US"/>
+        </w:rPr>
+        <w:t xml:space="preserve"> </w:t>
+      </w:r>
+    </w:p>
+    <w:p>
+      <w:pPr>
+        <w:rPr>
+          <w:lang w:val="en-US"/>
+        </w:rPr>
+      </w:pPr>
+      <w:r>
+        <w:rPr>
+          <w:lang w:val="en-US"/>
+        </w:rPr>
+        <w:lastRenderedPageBreak/>
         <w:t xml:space="preserve">        p[</w:t>
       </w:r>
       <w:proofErr w:type="spellStart"/>
@@ -683,6 +836,12 @@
           <w:lang w:val="en-US"/>
         </w:rPr>
       </w:pPr>
+      <w:r>
+        <w:rPr>
+          <w:lang w:val="en-US"/>
+        </w:rPr>
+        <w:t xml:space="preserve"> </w:t>
+      </w:r>
     </w:p>
     <w:p>
       <w:pPr>
@@ -794,6 +953,12 @@
           <w:lang w:val="en-US"/>
         </w:rPr>
       </w:pPr>
+      <w:r>
+        <w:rPr>
+          <w:lang w:val="en-US"/>
+        </w:rPr>
+        <w:t xml:space="preserve"> </w:t>
+      </w:r>
     </w:p>
     <w:p>
       <w:pPr>
@@ -919,6 +1084,12 @@
           <w:lang w:val="en-US"/>
         </w:rPr>
       </w:pPr>
+      <w:r>
+        <w:rPr>
+          <w:lang w:val="en-US"/>
+        </w:rPr>
+        <w:t xml:space="preserve"> </w:t>
+      </w:r>
     </w:p>
     <w:p>
       <w:pPr>
@@ -1038,6 +1209,12 @@
           <w:lang w:val="en-US"/>
         </w:rPr>
       </w:pPr>
+      <w:r>
+        <w:rPr>
+          <w:lang w:val="en-US"/>
+        </w:rPr>
+        <w:t xml:space="preserve"> </w:t>
+      </w:r>
     </w:p>
     <w:p>
       <w:pPr>
@@ -1216,13 +1393,12 @@
           <w:lang w:val="en-US"/>
         </w:rPr>
       </w:pPr>
-    </w:p>
-    <w:p>
-      <w:pPr>
-        <w:rPr>
-          <w:lang w:val="en-US"/>
-        </w:rPr>
-      </w:pPr>
+      <w:r>
+        <w:rPr>
+          <w:lang w:val="en-US"/>
+        </w:rPr>
+        <w:t xml:space="preserve"> </w:t>
+      </w:r>
     </w:p>
     <w:p>
       <w:pPr>
@@ -1581,6 +1757,7 @@
         <w:rPr>
           <w:lang w:val="en-US"/>
         </w:rPr>
+        <w:lastRenderedPageBreak/>
         <w:t xml:space="preserve">    }</w:t>
       </w:r>
     </w:p>
@@ -1590,6 +1767,12 @@
           <w:lang w:val="en-US"/>
         </w:rPr>
       </w:pPr>
+      <w:r>
+        <w:rPr>
+          <w:lang w:val="en-US"/>
+        </w:rPr>
+        <w:t xml:space="preserve"> </w:t>
+      </w:r>
     </w:p>
     <w:p>
       <w:pPr>
@@ -1656,7 +1839,1233 @@
         <w:rPr>
           <w:lang w:val="en-US"/>
         </w:rPr>
+        <w:t xml:space="preserve">    {</w:t>
+      </w:r>
+    </w:p>
+    <w:p>
+      <w:pPr>
+        <w:rPr>
+          <w:lang w:val="en-US"/>
+        </w:rPr>
+      </w:pPr>
+      <w:r>
+        <w:rPr>
+          <w:lang w:val="en-US"/>
+        </w:rPr>
+        <w:t xml:space="preserve">        for(j=i+</w:t>
+      </w:r>
+      <w:proofErr w:type="gramStart"/>
+      <w:r>
+        <w:rPr>
+          <w:lang w:val="en-US"/>
+        </w:rPr>
+        <w:t>1;j</w:t>
+      </w:r>
+      <w:proofErr w:type="gramEnd"/>
+      <w:r>
+        <w:rPr>
+          <w:lang w:val="en-US"/>
+        </w:rPr>
+        <w:t>&lt;</w:t>
+      </w:r>
+      <w:proofErr w:type="spellStart"/>
+      <w:proofErr w:type="gramStart"/>
+      <w:r>
+        <w:rPr>
+          <w:lang w:val="en-US"/>
+        </w:rPr>
+        <w:t>userCount;j</w:t>
+      </w:r>
+      <w:proofErr w:type="spellEnd"/>
+      <w:r>
+        <w:rPr>
+          <w:lang w:val="en-US"/>
+        </w:rPr>
+        <w:t>++</w:t>
+      </w:r>
+      <w:proofErr w:type="gramEnd"/>
+      <w:r>
+        <w:rPr>
+          <w:lang w:val="en-US"/>
+        </w:rPr>
+        <w:t>)</w:t>
+      </w:r>
+    </w:p>
+    <w:p>
+      <w:pPr>
+        <w:rPr>
+          <w:lang w:val="en-US"/>
+        </w:rPr>
+      </w:pPr>
+      <w:r>
+        <w:rPr>
+          <w:lang w:val="en-US"/>
+        </w:rPr>
+        <w:t xml:space="preserve">        {</w:t>
+      </w:r>
+    </w:p>
+    <w:p>
+      <w:pPr>
+        <w:rPr>
+          <w:lang w:val="en-US"/>
+        </w:rPr>
+      </w:pPr>
+      <w:r>
+        <w:rPr>
+          <w:lang w:val="en-US"/>
+        </w:rPr>
+        <w:t xml:space="preserve">            if(p[</w:t>
+      </w:r>
+      <w:proofErr w:type="spellStart"/>
+      <w:r>
+        <w:rPr>
+          <w:lang w:val="en-US"/>
+        </w:rPr>
+        <w:t>userQ</w:t>
+      </w:r>
+      <w:proofErr w:type="spellEnd"/>
+      <w:r>
+        <w:rPr>
+          <w:lang w:val="en-US"/>
+        </w:rPr>
+        <w:t>[</w:t>
+      </w:r>
+      <w:proofErr w:type="spellStart"/>
+      <w:r>
+        <w:rPr>
+          <w:lang w:val="en-US"/>
+        </w:rPr>
+        <w:t>i</w:t>
+      </w:r>
+      <w:proofErr w:type="spellEnd"/>
+      <w:r>
+        <w:rPr>
+          <w:lang w:val="en-US"/>
+        </w:rPr>
+        <w:t>]].at &gt; p[</w:t>
+      </w:r>
+      <w:proofErr w:type="spellStart"/>
+      <w:r>
+        <w:rPr>
+          <w:lang w:val="en-US"/>
+        </w:rPr>
+        <w:t>userQ</w:t>
+      </w:r>
+      <w:proofErr w:type="spellEnd"/>
+      <w:r>
+        <w:rPr>
+          <w:lang w:val="en-US"/>
+        </w:rPr>
+        <w:t>[j]].at)</w:t>
+      </w:r>
+    </w:p>
+    <w:p>
+      <w:pPr>
+        <w:rPr>
+          <w:lang w:val="en-US"/>
+        </w:rPr>
+      </w:pPr>
+      <w:r>
+        <w:rPr>
+          <w:lang w:val="en-US"/>
+        </w:rPr>
+        <w:t xml:space="preserve">            {</w:t>
+      </w:r>
+    </w:p>
+    <w:p>
+      <w:pPr>
+        <w:rPr>
+          <w:lang w:val="en-US"/>
+        </w:rPr>
+      </w:pPr>
+      <w:r>
+        <w:rPr>
+          <w:lang w:val="en-US"/>
+        </w:rPr>
+        <w:t xml:space="preserve">                int temp = </w:t>
+      </w:r>
+      <w:proofErr w:type="spellStart"/>
+      <w:r>
+        <w:rPr>
+          <w:lang w:val="en-US"/>
+        </w:rPr>
+        <w:t>userQ</w:t>
+      </w:r>
+      <w:proofErr w:type="spellEnd"/>
+      <w:r>
+        <w:rPr>
+          <w:lang w:val="en-US"/>
+        </w:rPr>
+        <w:t>[</w:t>
+      </w:r>
+      <w:proofErr w:type="spellStart"/>
+      <w:r>
+        <w:rPr>
+          <w:lang w:val="en-US"/>
+        </w:rPr>
+        <w:t>i</w:t>
+      </w:r>
+      <w:proofErr w:type="spellEnd"/>
+      <w:r>
+        <w:rPr>
+          <w:lang w:val="en-US"/>
+        </w:rPr>
+        <w:t>];</w:t>
+      </w:r>
+    </w:p>
+    <w:p>
+      <w:pPr>
+        <w:rPr>
+          <w:lang w:val="en-US"/>
+        </w:rPr>
+      </w:pPr>
+      <w:r>
+        <w:rPr>
+          <w:lang w:val="en-US"/>
+        </w:rPr>
+        <w:t xml:space="preserve">                </w:t>
+      </w:r>
+      <w:proofErr w:type="spellStart"/>
+      <w:r>
+        <w:rPr>
+          <w:lang w:val="en-US"/>
+        </w:rPr>
+        <w:t>userQ</w:t>
+      </w:r>
+      <w:proofErr w:type="spellEnd"/>
+      <w:r>
+        <w:rPr>
+          <w:lang w:val="en-US"/>
+        </w:rPr>
+        <w:t>[</w:t>
+      </w:r>
+      <w:proofErr w:type="spellStart"/>
+      <w:r>
+        <w:rPr>
+          <w:lang w:val="en-US"/>
+        </w:rPr>
+        <w:t>i</w:t>
+      </w:r>
+      <w:proofErr w:type="spellEnd"/>
+      <w:r>
+        <w:rPr>
+          <w:lang w:val="en-US"/>
+        </w:rPr>
+        <w:t xml:space="preserve">] = </w:t>
+      </w:r>
+      <w:proofErr w:type="spellStart"/>
+      <w:r>
+        <w:rPr>
+          <w:lang w:val="en-US"/>
+        </w:rPr>
+        <w:t>userQ</w:t>
+      </w:r>
+      <w:proofErr w:type="spellEnd"/>
+      <w:r>
+        <w:rPr>
+          <w:lang w:val="en-US"/>
+        </w:rPr>
+        <w:t>[j];</w:t>
+      </w:r>
+    </w:p>
+    <w:p>
+      <w:pPr>
+        <w:rPr>
+          <w:lang w:val="en-US"/>
+        </w:rPr>
+      </w:pPr>
+      <w:r>
+        <w:rPr>
+          <w:lang w:val="en-US"/>
+        </w:rPr>
+        <w:t xml:space="preserve">                </w:t>
+      </w:r>
+      <w:proofErr w:type="spellStart"/>
+      <w:r>
+        <w:rPr>
+          <w:lang w:val="en-US"/>
+        </w:rPr>
+        <w:t>userQ</w:t>
+      </w:r>
+      <w:proofErr w:type="spellEnd"/>
+      <w:r>
+        <w:rPr>
+          <w:lang w:val="en-US"/>
+        </w:rPr>
+        <w:t>[j] = temp;</w:t>
+      </w:r>
+    </w:p>
+    <w:p>
+      <w:pPr>
+        <w:rPr>
+          <w:lang w:val="en-US"/>
+        </w:rPr>
+      </w:pPr>
+      <w:r>
+        <w:rPr>
+          <w:lang w:val="en-US"/>
+        </w:rPr>
+        <w:t xml:space="preserve">            }</w:t>
+      </w:r>
+    </w:p>
+    <w:p>
+      <w:pPr>
+        <w:rPr>
+          <w:lang w:val="en-US"/>
+        </w:rPr>
+      </w:pPr>
+      <w:r>
+        <w:rPr>
+          <w:lang w:val="en-US"/>
+        </w:rPr>
+        <w:t xml:space="preserve">        }</w:t>
+      </w:r>
+    </w:p>
+    <w:p>
+      <w:pPr>
+        <w:rPr>
+          <w:lang w:val="en-US"/>
+        </w:rPr>
+      </w:pPr>
+      <w:r>
+        <w:rPr>
+          <w:lang w:val="en-US"/>
+        </w:rPr>
+        <w:t xml:space="preserve">    }</w:t>
+      </w:r>
+    </w:p>
+    <w:p>
+      <w:pPr>
+        <w:rPr>
+          <w:lang w:val="en-US"/>
+        </w:rPr>
+      </w:pPr>
+      <w:r>
+        <w:rPr>
+          <w:lang w:val="en-US"/>
+        </w:rPr>
+        <w:t xml:space="preserve"> </w:t>
+      </w:r>
+    </w:p>
+    <w:p>
+      <w:pPr>
+        <w:rPr>
+          <w:lang w:val="en-US"/>
+        </w:rPr>
+      </w:pPr>
+      <w:r>
+        <w:rPr>
+          <w:lang w:val="en-US"/>
+        </w:rPr>
+        <w:t xml:space="preserve">    int time = 0;</w:t>
+      </w:r>
+    </w:p>
+    <w:p>
+      <w:pPr>
+        <w:rPr>
+          <w:lang w:val="en-US"/>
+        </w:rPr>
+      </w:pPr>
+      <w:r>
+        <w:rPr>
+          <w:lang w:val="en-US"/>
+        </w:rPr>
+        <w:t xml:space="preserve">    float </w:t>
+      </w:r>
+      <w:proofErr w:type="spellStart"/>
+      <w:r>
+        <w:rPr>
+          <w:lang w:val="en-US"/>
+        </w:rPr>
+        <w:t>total_tat</w:t>
+      </w:r>
+      <w:proofErr w:type="spellEnd"/>
+      <w:r>
+        <w:rPr>
+          <w:lang w:val="en-US"/>
+        </w:rPr>
+        <w:t xml:space="preserve"> = 0, </w:t>
+      </w:r>
+      <w:proofErr w:type="spellStart"/>
+      <w:r>
+        <w:rPr>
+          <w:lang w:val="en-US"/>
+        </w:rPr>
+        <w:t>total_wt</w:t>
+      </w:r>
+      <w:proofErr w:type="spellEnd"/>
+      <w:r>
+        <w:rPr>
+          <w:lang w:val="en-US"/>
+        </w:rPr>
+        <w:t xml:space="preserve"> = 0;</w:t>
+      </w:r>
+    </w:p>
+    <w:p>
+      <w:pPr>
+        <w:rPr>
+          <w:lang w:val="en-US"/>
+        </w:rPr>
+      </w:pPr>
+    </w:p>
+    <w:p>
+      <w:pPr>
+        <w:rPr>
+          <w:lang w:val="en-US"/>
+        </w:rPr>
+      </w:pPr>
+      <w:r>
+        <w:rPr>
+          <w:lang w:val="en-US"/>
+        </w:rPr>
+        <w:t xml:space="preserve">    </w:t>
+      </w:r>
+      <w:proofErr w:type="spellStart"/>
+      <w:r>
+        <w:rPr>
+          <w:lang w:val="en-US"/>
+        </w:rPr>
+        <w:t>gantt_t</w:t>
+      </w:r>
+      <w:proofErr w:type="spellEnd"/>
+      <w:r>
+        <w:rPr>
+          <w:lang w:val="en-US"/>
+        </w:rPr>
+        <w:t>[</w:t>
+      </w:r>
+      <w:proofErr w:type="spellStart"/>
+      <w:r>
+        <w:rPr>
+          <w:lang w:val="en-US"/>
+        </w:rPr>
+        <w:t>gindex</w:t>
+      </w:r>
+      <w:proofErr w:type="spellEnd"/>
+      <w:r>
+        <w:rPr>
+          <w:lang w:val="en-US"/>
+        </w:rPr>
+        <w:t>] = 0;</w:t>
+      </w:r>
+    </w:p>
+    <w:p>
+      <w:pPr>
+        <w:rPr>
+          <w:lang w:val="en-US"/>
+        </w:rPr>
+      </w:pPr>
+      <w:r>
+        <w:rPr>
+          <w:lang w:val="en-US"/>
+        </w:rPr>
+        <w:t xml:space="preserve"> </w:t>
+      </w:r>
+    </w:p>
+    <w:p>
+      <w:pPr>
+        <w:rPr>
+          <w:lang w:val="en-US"/>
+        </w:rPr>
+      </w:pPr>
+      <w:r>
+        <w:rPr>
+          <w:lang w:val="en-US"/>
+        </w:rPr>
+        <w:t xml:space="preserve">    for(</w:t>
+      </w:r>
+      <w:proofErr w:type="spellStart"/>
+      <w:r>
+        <w:rPr>
+          <w:lang w:val="en-US"/>
+        </w:rPr>
+        <w:t>i</w:t>
+      </w:r>
+      <w:proofErr w:type="spellEnd"/>
+      <w:r>
+        <w:rPr>
+          <w:lang w:val="en-US"/>
+        </w:rPr>
+        <w:t>=</w:t>
+      </w:r>
+      <w:proofErr w:type="gramStart"/>
+      <w:r>
+        <w:rPr>
+          <w:lang w:val="en-US"/>
+        </w:rPr>
+        <w:t>0;i</w:t>
+      </w:r>
+      <w:proofErr w:type="gramEnd"/>
+      <w:r>
+        <w:rPr>
+          <w:lang w:val="en-US"/>
+        </w:rPr>
+        <w:t>&lt;</w:t>
+      </w:r>
+      <w:proofErr w:type="spellStart"/>
+      <w:proofErr w:type="gramStart"/>
+      <w:r>
+        <w:rPr>
+          <w:lang w:val="en-US"/>
+        </w:rPr>
+        <w:t>sysCount;i</w:t>
+      </w:r>
+      <w:proofErr w:type="spellEnd"/>
+      <w:proofErr w:type="gramEnd"/>
+      <w:r>
+        <w:rPr>
+          <w:lang w:val="en-US"/>
+        </w:rPr>
+        <w:t>++)</w:t>
+      </w:r>
+    </w:p>
+    <w:p>
+      <w:pPr>
+        <w:rPr>
+          <w:lang w:val="en-US"/>
+        </w:rPr>
+      </w:pPr>
+      <w:r>
+        <w:rPr>
+          <w:lang w:val="en-US"/>
+        </w:rPr>
+        <w:t xml:space="preserve">    {</w:t>
+      </w:r>
+    </w:p>
+    <w:p>
+      <w:pPr>
+        <w:rPr>
+          <w:lang w:val="en-US"/>
+        </w:rPr>
+      </w:pPr>
+      <w:r>
+        <w:rPr>
+          <w:lang w:val="en-US"/>
+        </w:rPr>
+        <w:t xml:space="preserve">        int </w:t>
+      </w:r>
+      <w:proofErr w:type="spellStart"/>
+      <w:r>
+        <w:rPr>
+          <w:lang w:val="en-US"/>
+        </w:rPr>
+        <w:t>idx</w:t>
+      </w:r>
+      <w:proofErr w:type="spellEnd"/>
+      <w:r>
+        <w:rPr>
+          <w:lang w:val="en-US"/>
+        </w:rPr>
+        <w:t xml:space="preserve"> = </w:t>
+      </w:r>
+      <w:proofErr w:type="spellStart"/>
+      <w:r>
+        <w:rPr>
+          <w:lang w:val="en-US"/>
+        </w:rPr>
+        <w:t>sysQ</w:t>
+      </w:r>
+      <w:proofErr w:type="spellEnd"/>
+      <w:r>
+        <w:rPr>
+          <w:lang w:val="en-US"/>
+        </w:rPr>
+        <w:t>[</w:t>
+      </w:r>
+      <w:proofErr w:type="spellStart"/>
+      <w:r>
+        <w:rPr>
+          <w:lang w:val="en-US"/>
+        </w:rPr>
+        <w:t>i</w:t>
+      </w:r>
+      <w:proofErr w:type="spellEnd"/>
+      <w:r>
+        <w:rPr>
+          <w:lang w:val="en-US"/>
+        </w:rPr>
+        <w:t>];</w:t>
+      </w:r>
+    </w:p>
+    <w:p>
+      <w:pPr>
+        <w:rPr>
+          <w:lang w:val="en-US"/>
+        </w:rPr>
+      </w:pPr>
+      <w:r>
+        <w:rPr>
+          <w:lang w:val="en-US"/>
+        </w:rPr>
+        <w:t xml:space="preserve"> </w:t>
+      </w:r>
+    </w:p>
+    <w:p>
+      <w:pPr>
+        <w:rPr>
+          <w:lang w:val="en-US"/>
+        </w:rPr>
+      </w:pPr>
+      <w:r>
+        <w:rPr>
+          <w:lang w:val="en-US"/>
+        </w:rPr>
+        <w:t xml:space="preserve">        </w:t>
+      </w:r>
+      <w:proofErr w:type="gramStart"/>
+      <w:r>
+        <w:rPr>
+          <w:lang w:val="en-US"/>
+        </w:rPr>
+        <w:t>if(</w:t>
+      </w:r>
+      <w:proofErr w:type="gramEnd"/>
+      <w:r>
+        <w:rPr>
+          <w:lang w:val="en-US"/>
+        </w:rPr>
+        <w:t>time &lt; p[</w:t>
+      </w:r>
+      <w:proofErr w:type="spellStart"/>
+      <w:r>
+        <w:rPr>
+          <w:lang w:val="en-US"/>
+        </w:rPr>
+        <w:t>idx</w:t>
+      </w:r>
+      <w:proofErr w:type="spellEnd"/>
+      <w:r>
+        <w:rPr>
+          <w:lang w:val="en-US"/>
+        </w:rPr>
+        <w:t>].at)</w:t>
+      </w:r>
+    </w:p>
+    <w:p>
+      <w:pPr>
+        <w:rPr>
+          <w:lang w:val="en-US"/>
+        </w:rPr>
+      </w:pPr>
+      <w:r>
+        <w:rPr>
+          <w:lang w:val="en-US"/>
+        </w:rPr>
+        <w:t xml:space="preserve">        {</w:t>
+      </w:r>
+    </w:p>
+    <w:p>
+      <w:pPr>
+        <w:rPr>
+          <w:lang w:val="en-US"/>
+        </w:rPr>
+      </w:pPr>
+      <w:r>
+        <w:rPr>
+          <w:lang w:val="en-US"/>
+        </w:rPr>
+        <w:t xml:space="preserve">            </w:t>
+      </w:r>
+      <w:proofErr w:type="spellStart"/>
+      <w:r>
+        <w:rPr>
+          <w:lang w:val="en-US"/>
+        </w:rPr>
+        <w:t>gantt_p</w:t>
+      </w:r>
+      <w:proofErr w:type="spellEnd"/>
+      <w:r>
+        <w:rPr>
+          <w:lang w:val="en-US"/>
+        </w:rPr>
+        <w:t>[</w:t>
+      </w:r>
+      <w:proofErr w:type="spellStart"/>
+      <w:r>
+        <w:rPr>
+          <w:lang w:val="en-US"/>
+        </w:rPr>
+        <w:t>gindex</w:t>
+      </w:r>
+      <w:proofErr w:type="spellEnd"/>
+      <w:r>
+        <w:rPr>
+          <w:lang w:val="en-US"/>
+        </w:rPr>
+        <w:t>] = 0;</w:t>
+      </w:r>
+    </w:p>
+    <w:p>
+      <w:pPr>
+        <w:rPr>
+          <w:lang w:val="en-US"/>
+        </w:rPr>
+      </w:pPr>
+      <w:r>
+        <w:rPr>
+          <w:lang w:val="en-US"/>
+        </w:rPr>
+        <w:t xml:space="preserve">            </w:t>
+      </w:r>
+      <w:proofErr w:type="spellStart"/>
+      <w:r>
+        <w:rPr>
+          <w:lang w:val="en-US"/>
+        </w:rPr>
+        <w:t>gantt_t</w:t>
+      </w:r>
+      <w:proofErr w:type="spellEnd"/>
+      <w:r>
+        <w:rPr>
+          <w:lang w:val="en-US"/>
+        </w:rPr>
+        <w:t>[++</w:t>
+      </w:r>
+      <w:proofErr w:type="spellStart"/>
+      <w:r>
+        <w:rPr>
+          <w:lang w:val="en-US"/>
+        </w:rPr>
+        <w:t>gindex</w:t>
+      </w:r>
+      <w:proofErr w:type="spellEnd"/>
+      <w:r>
+        <w:rPr>
+          <w:lang w:val="en-US"/>
+        </w:rPr>
+        <w:t>] = p[</w:t>
+      </w:r>
+      <w:proofErr w:type="spellStart"/>
+      <w:r>
+        <w:rPr>
+          <w:lang w:val="en-US"/>
+        </w:rPr>
+        <w:t>idx</w:t>
+      </w:r>
+      <w:proofErr w:type="spellEnd"/>
+      <w:r>
+        <w:rPr>
+          <w:lang w:val="en-US"/>
+        </w:rPr>
+        <w:t>].at;</w:t>
+      </w:r>
+    </w:p>
+    <w:p>
+      <w:pPr>
+        <w:rPr>
+          <w:lang w:val="en-US"/>
+        </w:rPr>
+      </w:pPr>
+      <w:r>
+        <w:rPr>
+          <w:lang w:val="en-US"/>
+        </w:rPr>
         <w:lastRenderedPageBreak/>
+        <w:t xml:space="preserve">            time = p[</w:t>
+      </w:r>
+      <w:proofErr w:type="spellStart"/>
+      <w:r>
+        <w:rPr>
+          <w:lang w:val="en-US"/>
+        </w:rPr>
+        <w:t>idx</w:t>
+      </w:r>
+      <w:proofErr w:type="spellEnd"/>
+      <w:r>
+        <w:rPr>
+          <w:lang w:val="en-US"/>
+        </w:rPr>
+        <w:t>].at;</w:t>
+      </w:r>
+    </w:p>
+    <w:p>
+      <w:pPr>
+        <w:rPr>
+          <w:lang w:val="en-US"/>
+        </w:rPr>
+      </w:pPr>
+      <w:r>
+        <w:rPr>
+          <w:lang w:val="en-US"/>
+        </w:rPr>
+        <w:t xml:space="preserve">        }</w:t>
+      </w:r>
+    </w:p>
+    <w:p>
+      <w:pPr>
+        <w:rPr>
+          <w:lang w:val="en-US"/>
+        </w:rPr>
+      </w:pPr>
+    </w:p>
+    <w:p>
+      <w:pPr>
+        <w:rPr>
+          <w:lang w:val="en-US"/>
+        </w:rPr>
+      </w:pPr>
+      <w:r>
+        <w:rPr>
+          <w:lang w:val="en-US"/>
+        </w:rPr>
+        <w:t xml:space="preserve">        </w:t>
+      </w:r>
+      <w:proofErr w:type="spellStart"/>
+      <w:r>
+        <w:rPr>
+          <w:lang w:val="en-US"/>
+        </w:rPr>
+        <w:t>gantt_p</w:t>
+      </w:r>
+      <w:proofErr w:type="spellEnd"/>
+      <w:r>
+        <w:rPr>
+          <w:lang w:val="en-US"/>
+        </w:rPr>
+        <w:t>[</w:t>
+      </w:r>
+      <w:proofErr w:type="spellStart"/>
+      <w:r>
+        <w:rPr>
+          <w:lang w:val="en-US"/>
+        </w:rPr>
+        <w:t>gindex</w:t>
+      </w:r>
+      <w:proofErr w:type="spellEnd"/>
+      <w:r>
+        <w:rPr>
+          <w:lang w:val="en-US"/>
+        </w:rPr>
+        <w:t>] = p[</w:t>
+      </w:r>
+      <w:proofErr w:type="spellStart"/>
+      <w:r>
+        <w:rPr>
+          <w:lang w:val="en-US"/>
+        </w:rPr>
+        <w:t>idx</w:t>
+      </w:r>
+      <w:proofErr w:type="spellEnd"/>
+      <w:proofErr w:type="gramStart"/>
+      <w:r>
+        <w:rPr>
+          <w:lang w:val="en-US"/>
+        </w:rPr>
+        <w:t>].</w:t>
+      </w:r>
+      <w:proofErr w:type="spellStart"/>
+      <w:r>
+        <w:rPr>
+          <w:lang w:val="en-US"/>
+        </w:rPr>
+        <w:t>pid</w:t>
+      </w:r>
+      <w:proofErr w:type="spellEnd"/>
+      <w:proofErr w:type="gramEnd"/>
+      <w:r>
+        <w:rPr>
+          <w:lang w:val="en-US"/>
+        </w:rPr>
+        <w:t>;</w:t>
+      </w:r>
+    </w:p>
+    <w:p>
+      <w:pPr>
+        <w:rPr>
+          <w:lang w:val="en-US"/>
+        </w:rPr>
+      </w:pPr>
+      <w:r>
+        <w:rPr>
+          <w:lang w:val="en-US"/>
+        </w:rPr>
+        <w:t xml:space="preserve">        time += p[</w:t>
+      </w:r>
+      <w:proofErr w:type="spellStart"/>
+      <w:r>
+        <w:rPr>
+          <w:lang w:val="en-US"/>
+        </w:rPr>
+        <w:t>idx</w:t>
+      </w:r>
+      <w:proofErr w:type="spellEnd"/>
+      <w:r>
+        <w:rPr>
+          <w:lang w:val="en-US"/>
+        </w:rPr>
+        <w:t>].</w:t>
+      </w:r>
+      <w:proofErr w:type="spellStart"/>
+      <w:r>
+        <w:rPr>
+          <w:lang w:val="en-US"/>
+        </w:rPr>
+        <w:t>bt</w:t>
+      </w:r>
+      <w:proofErr w:type="spellEnd"/>
+      <w:r>
+        <w:rPr>
+          <w:lang w:val="en-US"/>
+        </w:rPr>
+        <w:t>;</w:t>
+      </w:r>
+    </w:p>
+    <w:p>
+      <w:pPr>
+        <w:rPr>
+          <w:lang w:val="en-US"/>
+        </w:rPr>
+      </w:pPr>
+      <w:r>
+        <w:rPr>
+          <w:lang w:val="en-US"/>
+        </w:rPr>
+        <w:t xml:space="preserve">        </w:t>
+      </w:r>
+      <w:proofErr w:type="spellStart"/>
+      <w:r>
+        <w:rPr>
+          <w:lang w:val="en-US"/>
+        </w:rPr>
+        <w:t>gantt_t</w:t>
+      </w:r>
+      <w:proofErr w:type="spellEnd"/>
+      <w:r>
+        <w:rPr>
+          <w:lang w:val="en-US"/>
+        </w:rPr>
+        <w:t>[++</w:t>
+      </w:r>
+      <w:proofErr w:type="spellStart"/>
+      <w:r>
+        <w:rPr>
+          <w:lang w:val="en-US"/>
+        </w:rPr>
+        <w:t>gindex</w:t>
+      </w:r>
+      <w:proofErr w:type="spellEnd"/>
+      <w:r>
+        <w:rPr>
+          <w:lang w:val="en-US"/>
+        </w:rPr>
+        <w:t>] = time;</w:t>
+      </w:r>
+    </w:p>
+    <w:p>
+      <w:pPr>
+        <w:rPr>
+          <w:lang w:val="en-US"/>
+        </w:rPr>
+      </w:pPr>
+    </w:p>
+    <w:p>
+      <w:pPr>
+        <w:rPr>
+          <w:lang w:val="en-US"/>
+        </w:rPr>
+      </w:pPr>
+      <w:r>
+        <w:rPr>
+          <w:lang w:val="en-US"/>
+        </w:rPr>
+        <w:t xml:space="preserve">        p[</w:t>
+      </w:r>
+      <w:proofErr w:type="spellStart"/>
+      <w:r>
+        <w:rPr>
+          <w:lang w:val="en-US"/>
+        </w:rPr>
+        <w:t>idx</w:t>
+      </w:r>
+      <w:proofErr w:type="spellEnd"/>
+      <w:proofErr w:type="gramStart"/>
+      <w:r>
+        <w:rPr>
+          <w:lang w:val="en-US"/>
+        </w:rPr>
+        <w:t>].</w:t>
+      </w:r>
+      <w:proofErr w:type="spellStart"/>
+      <w:r>
+        <w:rPr>
+          <w:lang w:val="en-US"/>
+        </w:rPr>
+        <w:t>ct</w:t>
+      </w:r>
+      <w:proofErr w:type="spellEnd"/>
+      <w:proofErr w:type="gramEnd"/>
+      <w:r>
+        <w:rPr>
+          <w:lang w:val="en-US"/>
+        </w:rPr>
+        <w:t xml:space="preserve"> = time;</w:t>
+      </w:r>
+    </w:p>
+    <w:p>
+      <w:pPr>
+        <w:rPr>
+          <w:lang w:val="en-US"/>
+        </w:rPr>
+      </w:pPr>
+      <w:r>
+        <w:rPr>
+          <w:lang w:val="en-US"/>
+        </w:rPr>
+        <w:t xml:space="preserve">        p[</w:t>
+      </w:r>
+      <w:proofErr w:type="spellStart"/>
+      <w:r>
+        <w:rPr>
+          <w:lang w:val="en-US"/>
+        </w:rPr>
+        <w:t>idx</w:t>
+      </w:r>
+      <w:proofErr w:type="spellEnd"/>
+      <w:proofErr w:type="gramStart"/>
+      <w:r>
+        <w:rPr>
+          <w:lang w:val="en-US"/>
+        </w:rPr>
+        <w:t>].tat</w:t>
+      </w:r>
+      <w:proofErr w:type="gramEnd"/>
+      <w:r>
+        <w:rPr>
+          <w:lang w:val="en-US"/>
+        </w:rPr>
+        <w:t xml:space="preserve"> = p[</w:t>
+      </w:r>
+      <w:proofErr w:type="spellStart"/>
+      <w:r>
+        <w:rPr>
+          <w:lang w:val="en-US"/>
+        </w:rPr>
+        <w:t>idx</w:t>
+      </w:r>
+      <w:proofErr w:type="spellEnd"/>
+      <w:proofErr w:type="gramStart"/>
+      <w:r>
+        <w:rPr>
+          <w:lang w:val="en-US"/>
+        </w:rPr>
+        <w:t>].</w:t>
+      </w:r>
+      <w:proofErr w:type="spellStart"/>
+      <w:r>
+        <w:rPr>
+          <w:lang w:val="en-US"/>
+        </w:rPr>
+        <w:t>ct</w:t>
+      </w:r>
+      <w:proofErr w:type="spellEnd"/>
+      <w:proofErr w:type="gramEnd"/>
+      <w:r>
+        <w:rPr>
+          <w:lang w:val="en-US"/>
+        </w:rPr>
+        <w:t xml:space="preserve"> - p[</w:t>
+      </w:r>
+      <w:proofErr w:type="spellStart"/>
+      <w:r>
+        <w:rPr>
+          <w:lang w:val="en-US"/>
+        </w:rPr>
+        <w:t>idx</w:t>
+      </w:r>
+      <w:proofErr w:type="spellEnd"/>
+      <w:r>
+        <w:rPr>
+          <w:lang w:val="en-US"/>
+        </w:rPr>
+        <w:t>].at;</w:t>
+      </w:r>
+    </w:p>
+    <w:p>
+      <w:pPr>
+        <w:rPr>
+          <w:lang w:val="en-US"/>
+        </w:rPr>
+      </w:pPr>
+      <w:r>
+        <w:rPr>
+          <w:lang w:val="en-US"/>
+        </w:rPr>
+        <w:t xml:space="preserve">        p[</w:t>
+      </w:r>
+      <w:proofErr w:type="spellStart"/>
+      <w:r>
+        <w:rPr>
+          <w:lang w:val="en-US"/>
+        </w:rPr>
+        <w:t>idx</w:t>
+      </w:r>
+      <w:proofErr w:type="spellEnd"/>
+      <w:proofErr w:type="gramStart"/>
+      <w:r>
+        <w:rPr>
+          <w:lang w:val="en-US"/>
+        </w:rPr>
+        <w:t>].</w:t>
+      </w:r>
+      <w:proofErr w:type="spellStart"/>
+      <w:r>
+        <w:rPr>
+          <w:lang w:val="en-US"/>
+        </w:rPr>
+        <w:t>wt</w:t>
+      </w:r>
+      <w:proofErr w:type="spellEnd"/>
+      <w:proofErr w:type="gramEnd"/>
+      <w:r>
+        <w:rPr>
+          <w:lang w:val="en-US"/>
+        </w:rPr>
+        <w:t xml:space="preserve"> = p[</w:t>
+      </w:r>
+      <w:proofErr w:type="spellStart"/>
+      <w:r>
+        <w:rPr>
+          <w:lang w:val="en-US"/>
+        </w:rPr>
+        <w:t>idx</w:t>
+      </w:r>
+      <w:proofErr w:type="spellEnd"/>
+      <w:proofErr w:type="gramStart"/>
+      <w:r>
+        <w:rPr>
+          <w:lang w:val="en-US"/>
+        </w:rPr>
+        <w:t>].tat</w:t>
+      </w:r>
+      <w:proofErr w:type="gramEnd"/>
+      <w:r>
+        <w:rPr>
+          <w:lang w:val="en-US"/>
+        </w:rPr>
+        <w:t xml:space="preserve"> - p[</w:t>
+      </w:r>
+      <w:proofErr w:type="spellStart"/>
+      <w:r>
+        <w:rPr>
+          <w:lang w:val="en-US"/>
+        </w:rPr>
+        <w:t>idx</w:t>
+      </w:r>
+      <w:proofErr w:type="spellEnd"/>
+      <w:r>
+        <w:rPr>
+          <w:lang w:val="en-US"/>
+        </w:rPr>
+        <w:t>].</w:t>
+      </w:r>
+      <w:proofErr w:type="spellStart"/>
+      <w:r>
+        <w:rPr>
+          <w:lang w:val="en-US"/>
+        </w:rPr>
+        <w:t>bt</w:t>
+      </w:r>
+      <w:proofErr w:type="spellEnd"/>
+      <w:r>
+        <w:rPr>
+          <w:lang w:val="en-US"/>
+        </w:rPr>
+        <w:t>;</w:t>
+      </w:r>
+    </w:p>
+    <w:p>
+      <w:pPr>
+        <w:rPr>
+          <w:lang w:val="en-US"/>
+        </w:rPr>
+      </w:pPr>
+      <w:r>
+        <w:rPr>
+          <w:lang w:val="en-US"/>
+        </w:rPr>
+        <w:t xml:space="preserve">    }</w:t>
+      </w:r>
+    </w:p>
+    <w:p>
+      <w:pPr>
+        <w:rPr>
+          <w:lang w:val="en-US"/>
+        </w:rPr>
+      </w:pPr>
+      <w:r>
+        <w:rPr>
+          <w:lang w:val="en-US"/>
+        </w:rPr>
+        <w:t xml:space="preserve"> </w:t>
+      </w:r>
+    </w:p>
+    <w:p>
+      <w:pPr>
+        <w:rPr>
+          <w:lang w:val="en-US"/>
+        </w:rPr>
+      </w:pPr>
+      <w:r>
+        <w:rPr>
+          <w:lang w:val="en-US"/>
+        </w:rPr>
+        <w:t xml:space="preserve">    for(</w:t>
+      </w:r>
+      <w:proofErr w:type="spellStart"/>
+      <w:r>
+        <w:rPr>
+          <w:lang w:val="en-US"/>
+        </w:rPr>
+        <w:t>i</w:t>
+      </w:r>
+      <w:proofErr w:type="spellEnd"/>
+      <w:r>
+        <w:rPr>
+          <w:lang w:val="en-US"/>
+        </w:rPr>
+        <w:t>=</w:t>
+      </w:r>
+      <w:proofErr w:type="gramStart"/>
+      <w:r>
+        <w:rPr>
+          <w:lang w:val="en-US"/>
+        </w:rPr>
+        <w:t>0;i</w:t>
+      </w:r>
+      <w:proofErr w:type="gramEnd"/>
+      <w:r>
+        <w:rPr>
+          <w:lang w:val="en-US"/>
+        </w:rPr>
+        <w:t>&lt;</w:t>
+      </w:r>
+      <w:proofErr w:type="spellStart"/>
+      <w:proofErr w:type="gramStart"/>
+      <w:r>
+        <w:rPr>
+          <w:lang w:val="en-US"/>
+        </w:rPr>
+        <w:t>userCount;i</w:t>
+      </w:r>
+      <w:proofErr w:type="spellEnd"/>
+      <w:proofErr w:type="gramEnd"/>
+      <w:r>
+        <w:rPr>
+          <w:lang w:val="en-US"/>
+        </w:rPr>
+        <w:t>++)</w:t>
+      </w:r>
+    </w:p>
+    <w:p>
+      <w:pPr>
+        <w:rPr>
+          <w:lang w:val="en-US"/>
+        </w:rPr>
+      </w:pPr>
+      <w:r>
+        <w:rPr>
+          <w:lang w:val="en-US"/>
+        </w:rPr>
         <w:t xml:space="preserve">    {</w:t>
       </w:r>
     </w:p>
@@ -1670,14 +3079,689 @@
         <w:rPr>
           <w:lang w:val="en-US"/>
         </w:rPr>
-        <w:t xml:space="preserve">        for(j=i+</w:t>
-      </w:r>
-      <w:proofErr w:type="gramStart"/>
-      <w:r>
-        <w:rPr>
-          <w:lang w:val="en-US"/>
-        </w:rPr>
-        <w:t>1;j</w:t>
+        <w:t xml:space="preserve">        int </w:t>
+      </w:r>
+      <w:proofErr w:type="spellStart"/>
+      <w:r>
+        <w:rPr>
+          <w:lang w:val="en-US"/>
+        </w:rPr>
+        <w:t>idx</w:t>
+      </w:r>
+      <w:proofErr w:type="spellEnd"/>
+      <w:r>
+        <w:rPr>
+          <w:lang w:val="en-US"/>
+        </w:rPr>
+        <w:t xml:space="preserve"> = </w:t>
+      </w:r>
+      <w:proofErr w:type="spellStart"/>
+      <w:r>
+        <w:rPr>
+          <w:lang w:val="en-US"/>
+        </w:rPr>
+        <w:t>userQ</w:t>
+      </w:r>
+      <w:proofErr w:type="spellEnd"/>
+      <w:r>
+        <w:rPr>
+          <w:lang w:val="en-US"/>
+        </w:rPr>
+        <w:t>[</w:t>
+      </w:r>
+      <w:proofErr w:type="spellStart"/>
+      <w:r>
+        <w:rPr>
+          <w:lang w:val="en-US"/>
+        </w:rPr>
+        <w:t>i</w:t>
+      </w:r>
+      <w:proofErr w:type="spellEnd"/>
+      <w:r>
+        <w:rPr>
+          <w:lang w:val="en-US"/>
+        </w:rPr>
+        <w:t>];</w:t>
+      </w:r>
+    </w:p>
+    <w:p>
+      <w:pPr>
+        <w:rPr>
+          <w:lang w:val="en-US"/>
+        </w:rPr>
+      </w:pPr>
+      <w:r>
+        <w:rPr>
+          <w:lang w:val="en-US"/>
+        </w:rPr>
+        <w:t xml:space="preserve"> </w:t>
+      </w:r>
+    </w:p>
+    <w:p>
+      <w:pPr>
+        <w:rPr>
+          <w:lang w:val="en-US"/>
+        </w:rPr>
+      </w:pPr>
+      <w:r>
+        <w:rPr>
+          <w:lang w:val="en-US"/>
+        </w:rPr>
+        <w:t xml:space="preserve">        </w:t>
+      </w:r>
+      <w:proofErr w:type="gramStart"/>
+      <w:r>
+        <w:rPr>
+          <w:lang w:val="en-US"/>
+        </w:rPr>
+        <w:t>if(</w:t>
+      </w:r>
+      <w:proofErr w:type="gramEnd"/>
+      <w:r>
+        <w:rPr>
+          <w:lang w:val="en-US"/>
+        </w:rPr>
+        <w:t>time &lt; p[</w:t>
+      </w:r>
+      <w:proofErr w:type="spellStart"/>
+      <w:r>
+        <w:rPr>
+          <w:lang w:val="en-US"/>
+        </w:rPr>
+        <w:t>idx</w:t>
+      </w:r>
+      <w:proofErr w:type="spellEnd"/>
+      <w:r>
+        <w:rPr>
+          <w:lang w:val="en-US"/>
+        </w:rPr>
+        <w:t>].at)</w:t>
+      </w:r>
+    </w:p>
+    <w:p>
+      <w:pPr>
+        <w:rPr>
+          <w:lang w:val="en-US"/>
+        </w:rPr>
+      </w:pPr>
+      <w:r>
+        <w:rPr>
+          <w:lang w:val="en-US"/>
+        </w:rPr>
+        <w:t xml:space="preserve">        {</w:t>
+      </w:r>
+    </w:p>
+    <w:p>
+      <w:pPr>
+        <w:rPr>
+          <w:lang w:val="en-US"/>
+        </w:rPr>
+      </w:pPr>
+      <w:r>
+        <w:rPr>
+          <w:lang w:val="en-US"/>
+        </w:rPr>
+        <w:t xml:space="preserve">            </w:t>
+      </w:r>
+      <w:proofErr w:type="spellStart"/>
+      <w:r>
+        <w:rPr>
+          <w:lang w:val="en-US"/>
+        </w:rPr>
+        <w:t>gantt_p</w:t>
+      </w:r>
+      <w:proofErr w:type="spellEnd"/>
+      <w:r>
+        <w:rPr>
+          <w:lang w:val="en-US"/>
+        </w:rPr>
+        <w:t>[</w:t>
+      </w:r>
+      <w:proofErr w:type="spellStart"/>
+      <w:r>
+        <w:rPr>
+          <w:lang w:val="en-US"/>
+        </w:rPr>
+        <w:t>gindex</w:t>
+      </w:r>
+      <w:proofErr w:type="spellEnd"/>
+      <w:r>
+        <w:rPr>
+          <w:lang w:val="en-US"/>
+        </w:rPr>
+        <w:t>] = 0;</w:t>
+      </w:r>
+    </w:p>
+    <w:p>
+      <w:pPr>
+        <w:rPr>
+          <w:lang w:val="en-US"/>
+        </w:rPr>
+      </w:pPr>
+      <w:r>
+        <w:rPr>
+          <w:lang w:val="en-US"/>
+        </w:rPr>
+        <w:t xml:space="preserve">            </w:t>
+      </w:r>
+      <w:proofErr w:type="spellStart"/>
+      <w:r>
+        <w:rPr>
+          <w:lang w:val="en-US"/>
+        </w:rPr>
+        <w:t>gantt_t</w:t>
+      </w:r>
+      <w:proofErr w:type="spellEnd"/>
+      <w:r>
+        <w:rPr>
+          <w:lang w:val="en-US"/>
+        </w:rPr>
+        <w:t>[++</w:t>
+      </w:r>
+      <w:proofErr w:type="spellStart"/>
+      <w:r>
+        <w:rPr>
+          <w:lang w:val="en-US"/>
+        </w:rPr>
+        <w:t>gindex</w:t>
+      </w:r>
+      <w:proofErr w:type="spellEnd"/>
+      <w:r>
+        <w:rPr>
+          <w:lang w:val="en-US"/>
+        </w:rPr>
+        <w:t>] = p[</w:t>
+      </w:r>
+      <w:proofErr w:type="spellStart"/>
+      <w:r>
+        <w:rPr>
+          <w:lang w:val="en-US"/>
+        </w:rPr>
+        <w:t>idx</w:t>
+      </w:r>
+      <w:proofErr w:type="spellEnd"/>
+      <w:r>
+        <w:rPr>
+          <w:lang w:val="en-US"/>
+        </w:rPr>
+        <w:t>].at;</w:t>
+      </w:r>
+    </w:p>
+    <w:p>
+      <w:pPr>
+        <w:rPr>
+          <w:lang w:val="en-US"/>
+        </w:rPr>
+      </w:pPr>
+      <w:r>
+        <w:rPr>
+          <w:lang w:val="en-US"/>
+        </w:rPr>
+        <w:t xml:space="preserve">            time = p[</w:t>
+      </w:r>
+      <w:proofErr w:type="spellStart"/>
+      <w:r>
+        <w:rPr>
+          <w:lang w:val="en-US"/>
+        </w:rPr>
+        <w:t>idx</w:t>
+      </w:r>
+      <w:proofErr w:type="spellEnd"/>
+      <w:r>
+        <w:rPr>
+          <w:lang w:val="en-US"/>
+        </w:rPr>
+        <w:t>].at;</w:t>
+      </w:r>
+    </w:p>
+    <w:p>
+      <w:pPr>
+        <w:rPr>
+          <w:lang w:val="en-US"/>
+        </w:rPr>
+      </w:pPr>
+      <w:r>
+        <w:rPr>
+          <w:lang w:val="en-US"/>
+        </w:rPr>
+        <w:t xml:space="preserve">        }</w:t>
+      </w:r>
+    </w:p>
+    <w:p>
+      <w:pPr>
+        <w:rPr>
+          <w:lang w:val="en-US"/>
+        </w:rPr>
+      </w:pPr>
+    </w:p>
+    <w:p>
+      <w:pPr>
+        <w:rPr>
+          <w:lang w:val="en-US"/>
+        </w:rPr>
+      </w:pPr>
+      <w:r>
+        <w:rPr>
+          <w:lang w:val="en-US"/>
+        </w:rPr>
+        <w:t xml:space="preserve">        </w:t>
+      </w:r>
+      <w:proofErr w:type="spellStart"/>
+      <w:r>
+        <w:rPr>
+          <w:lang w:val="en-US"/>
+        </w:rPr>
+        <w:t>gantt_p</w:t>
+      </w:r>
+      <w:proofErr w:type="spellEnd"/>
+      <w:r>
+        <w:rPr>
+          <w:lang w:val="en-US"/>
+        </w:rPr>
+        <w:t>[</w:t>
+      </w:r>
+      <w:proofErr w:type="spellStart"/>
+      <w:r>
+        <w:rPr>
+          <w:lang w:val="en-US"/>
+        </w:rPr>
+        <w:t>gindex</w:t>
+      </w:r>
+      <w:proofErr w:type="spellEnd"/>
+      <w:r>
+        <w:rPr>
+          <w:lang w:val="en-US"/>
+        </w:rPr>
+        <w:t>] = p[</w:t>
+      </w:r>
+      <w:proofErr w:type="spellStart"/>
+      <w:r>
+        <w:rPr>
+          <w:lang w:val="en-US"/>
+        </w:rPr>
+        <w:t>idx</w:t>
+      </w:r>
+      <w:proofErr w:type="spellEnd"/>
+      <w:proofErr w:type="gramStart"/>
+      <w:r>
+        <w:rPr>
+          <w:lang w:val="en-US"/>
+        </w:rPr>
+        <w:t>].</w:t>
+      </w:r>
+      <w:proofErr w:type="spellStart"/>
+      <w:r>
+        <w:rPr>
+          <w:lang w:val="en-US"/>
+        </w:rPr>
+        <w:t>pid</w:t>
+      </w:r>
+      <w:proofErr w:type="spellEnd"/>
+      <w:proofErr w:type="gramEnd"/>
+      <w:r>
+        <w:rPr>
+          <w:lang w:val="en-US"/>
+        </w:rPr>
+        <w:t>;</w:t>
+      </w:r>
+    </w:p>
+    <w:p>
+      <w:pPr>
+        <w:rPr>
+          <w:lang w:val="en-US"/>
+        </w:rPr>
+      </w:pPr>
+      <w:r>
+        <w:rPr>
+          <w:lang w:val="en-US"/>
+        </w:rPr>
+        <w:t xml:space="preserve">        time += p[</w:t>
+      </w:r>
+      <w:proofErr w:type="spellStart"/>
+      <w:r>
+        <w:rPr>
+          <w:lang w:val="en-US"/>
+        </w:rPr>
+        <w:t>idx</w:t>
+      </w:r>
+      <w:proofErr w:type="spellEnd"/>
+      <w:r>
+        <w:rPr>
+          <w:lang w:val="en-US"/>
+        </w:rPr>
+        <w:t>].</w:t>
+      </w:r>
+      <w:proofErr w:type="spellStart"/>
+      <w:r>
+        <w:rPr>
+          <w:lang w:val="en-US"/>
+        </w:rPr>
+        <w:t>bt</w:t>
+      </w:r>
+      <w:proofErr w:type="spellEnd"/>
+      <w:r>
+        <w:rPr>
+          <w:lang w:val="en-US"/>
+        </w:rPr>
+        <w:t>;</w:t>
+      </w:r>
+    </w:p>
+    <w:p>
+      <w:pPr>
+        <w:rPr>
+          <w:lang w:val="en-US"/>
+        </w:rPr>
+      </w:pPr>
+      <w:r>
+        <w:rPr>
+          <w:lang w:val="en-US"/>
+        </w:rPr>
+        <w:t xml:space="preserve">        </w:t>
+      </w:r>
+      <w:proofErr w:type="spellStart"/>
+      <w:r>
+        <w:rPr>
+          <w:lang w:val="en-US"/>
+        </w:rPr>
+        <w:t>gantt_t</w:t>
+      </w:r>
+      <w:proofErr w:type="spellEnd"/>
+      <w:r>
+        <w:rPr>
+          <w:lang w:val="en-US"/>
+        </w:rPr>
+        <w:t>[++</w:t>
+      </w:r>
+      <w:proofErr w:type="spellStart"/>
+      <w:r>
+        <w:rPr>
+          <w:lang w:val="en-US"/>
+        </w:rPr>
+        <w:t>gindex</w:t>
+      </w:r>
+      <w:proofErr w:type="spellEnd"/>
+      <w:r>
+        <w:rPr>
+          <w:lang w:val="en-US"/>
+        </w:rPr>
+        <w:t>] = time;</w:t>
+      </w:r>
+    </w:p>
+    <w:p>
+      <w:pPr>
+        <w:rPr>
+          <w:lang w:val="en-US"/>
+        </w:rPr>
+      </w:pPr>
+    </w:p>
+    <w:p>
+      <w:pPr>
+        <w:rPr>
+          <w:lang w:val="en-US"/>
+        </w:rPr>
+      </w:pPr>
+      <w:r>
+        <w:rPr>
+          <w:lang w:val="en-US"/>
+        </w:rPr>
+        <w:t xml:space="preserve">        p[</w:t>
+      </w:r>
+      <w:proofErr w:type="spellStart"/>
+      <w:r>
+        <w:rPr>
+          <w:lang w:val="en-US"/>
+        </w:rPr>
+        <w:t>idx</w:t>
+      </w:r>
+      <w:proofErr w:type="spellEnd"/>
+      <w:proofErr w:type="gramStart"/>
+      <w:r>
+        <w:rPr>
+          <w:lang w:val="en-US"/>
+        </w:rPr>
+        <w:t>].</w:t>
+      </w:r>
+      <w:proofErr w:type="spellStart"/>
+      <w:r>
+        <w:rPr>
+          <w:lang w:val="en-US"/>
+        </w:rPr>
+        <w:t>ct</w:t>
+      </w:r>
+      <w:proofErr w:type="spellEnd"/>
+      <w:proofErr w:type="gramEnd"/>
+      <w:r>
+        <w:rPr>
+          <w:lang w:val="en-US"/>
+        </w:rPr>
+        <w:t xml:space="preserve"> = time;</w:t>
+      </w:r>
+    </w:p>
+    <w:p>
+      <w:pPr>
+        <w:rPr>
+          <w:lang w:val="en-US"/>
+        </w:rPr>
+      </w:pPr>
+      <w:r>
+        <w:rPr>
+          <w:lang w:val="en-US"/>
+        </w:rPr>
+        <w:lastRenderedPageBreak/>
+        <w:t xml:space="preserve">        p[</w:t>
+      </w:r>
+      <w:proofErr w:type="spellStart"/>
+      <w:r>
+        <w:rPr>
+          <w:lang w:val="en-US"/>
+        </w:rPr>
+        <w:t>idx</w:t>
+      </w:r>
+      <w:proofErr w:type="spellEnd"/>
+      <w:proofErr w:type="gramStart"/>
+      <w:r>
+        <w:rPr>
+          <w:lang w:val="en-US"/>
+        </w:rPr>
+        <w:t>].tat</w:t>
+      </w:r>
+      <w:proofErr w:type="gramEnd"/>
+      <w:r>
+        <w:rPr>
+          <w:lang w:val="en-US"/>
+        </w:rPr>
+        <w:t xml:space="preserve"> = p[</w:t>
+      </w:r>
+      <w:proofErr w:type="spellStart"/>
+      <w:r>
+        <w:rPr>
+          <w:lang w:val="en-US"/>
+        </w:rPr>
+        <w:t>idx</w:t>
+      </w:r>
+      <w:proofErr w:type="spellEnd"/>
+      <w:proofErr w:type="gramStart"/>
+      <w:r>
+        <w:rPr>
+          <w:lang w:val="en-US"/>
+        </w:rPr>
+        <w:t>].</w:t>
+      </w:r>
+      <w:proofErr w:type="spellStart"/>
+      <w:r>
+        <w:rPr>
+          <w:lang w:val="en-US"/>
+        </w:rPr>
+        <w:t>ct</w:t>
+      </w:r>
+      <w:proofErr w:type="spellEnd"/>
+      <w:proofErr w:type="gramEnd"/>
+      <w:r>
+        <w:rPr>
+          <w:lang w:val="en-US"/>
+        </w:rPr>
+        <w:t xml:space="preserve"> - p[</w:t>
+      </w:r>
+      <w:proofErr w:type="spellStart"/>
+      <w:r>
+        <w:rPr>
+          <w:lang w:val="en-US"/>
+        </w:rPr>
+        <w:t>idx</w:t>
+      </w:r>
+      <w:proofErr w:type="spellEnd"/>
+      <w:r>
+        <w:rPr>
+          <w:lang w:val="en-US"/>
+        </w:rPr>
+        <w:t>].at;</w:t>
+      </w:r>
+    </w:p>
+    <w:p>
+      <w:pPr>
+        <w:rPr>
+          <w:lang w:val="en-US"/>
+        </w:rPr>
+      </w:pPr>
+      <w:r>
+        <w:rPr>
+          <w:lang w:val="en-US"/>
+        </w:rPr>
+        <w:t xml:space="preserve">        p[</w:t>
+      </w:r>
+      <w:proofErr w:type="spellStart"/>
+      <w:r>
+        <w:rPr>
+          <w:lang w:val="en-US"/>
+        </w:rPr>
+        <w:t>idx</w:t>
+      </w:r>
+      <w:proofErr w:type="spellEnd"/>
+      <w:proofErr w:type="gramStart"/>
+      <w:r>
+        <w:rPr>
+          <w:lang w:val="en-US"/>
+        </w:rPr>
+        <w:t>].</w:t>
+      </w:r>
+      <w:proofErr w:type="spellStart"/>
+      <w:r>
+        <w:rPr>
+          <w:lang w:val="en-US"/>
+        </w:rPr>
+        <w:t>wt</w:t>
+      </w:r>
+      <w:proofErr w:type="spellEnd"/>
+      <w:proofErr w:type="gramEnd"/>
+      <w:r>
+        <w:rPr>
+          <w:lang w:val="en-US"/>
+        </w:rPr>
+        <w:t xml:space="preserve"> = p[</w:t>
+      </w:r>
+      <w:proofErr w:type="spellStart"/>
+      <w:r>
+        <w:rPr>
+          <w:lang w:val="en-US"/>
+        </w:rPr>
+        <w:t>idx</w:t>
+      </w:r>
+      <w:proofErr w:type="spellEnd"/>
+      <w:proofErr w:type="gramStart"/>
+      <w:r>
+        <w:rPr>
+          <w:lang w:val="en-US"/>
+        </w:rPr>
+        <w:t>].tat</w:t>
+      </w:r>
+      <w:proofErr w:type="gramEnd"/>
+      <w:r>
+        <w:rPr>
+          <w:lang w:val="en-US"/>
+        </w:rPr>
+        <w:t xml:space="preserve"> - p[</w:t>
+      </w:r>
+      <w:proofErr w:type="spellStart"/>
+      <w:r>
+        <w:rPr>
+          <w:lang w:val="en-US"/>
+        </w:rPr>
+        <w:t>idx</w:t>
+      </w:r>
+      <w:proofErr w:type="spellEnd"/>
+      <w:r>
+        <w:rPr>
+          <w:lang w:val="en-US"/>
+        </w:rPr>
+        <w:t>].</w:t>
+      </w:r>
+      <w:proofErr w:type="spellStart"/>
+      <w:r>
+        <w:rPr>
+          <w:lang w:val="en-US"/>
+        </w:rPr>
+        <w:t>bt</w:t>
+      </w:r>
+      <w:proofErr w:type="spellEnd"/>
+      <w:r>
+        <w:rPr>
+          <w:lang w:val="en-US"/>
+        </w:rPr>
+        <w:t>;</w:t>
+      </w:r>
+    </w:p>
+    <w:p>
+      <w:pPr>
+        <w:rPr>
+          <w:lang w:val="en-US"/>
+        </w:rPr>
+      </w:pPr>
+      <w:r>
+        <w:rPr>
+          <w:lang w:val="en-US"/>
+        </w:rPr>
+        <w:t xml:space="preserve">    }</w:t>
+      </w:r>
+    </w:p>
+    <w:p>
+      <w:pPr>
+        <w:rPr>
+          <w:lang w:val="en-US"/>
+        </w:rPr>
+      </w:pPr>
+    </w:p>
+    <w:p>
+      <w:pPr>
+        <w:rPr>
+          <w:lang w:val="en-US"/>
+        </w:rPr>
+      </w:pPr>
+      <w:r>
+        <w:rPr>
+          <w:lang w:val="en-US"/>
+        </w:rPr>
+        <w:t xml:space="preserve">    for(</w:t>
+      </w:r>
+      <w:proofErr w:type="spellStart"/>
+      <w:r>
+        <w:rPr>
+          <w:lang w:val="en-US"/>
+        </w:rPr>
+        <w:t>i</w:t>
+      </w:r>
+      <w:proofErr w:type="spellEnd"/>
+      <w:r>
+        <w:rPr>
+          <w:lang w:val="en-US"/>
+        </w:rPr>
+        <w:t>=</w:t>
+      </w:r>
+      <w:proofErr w:type="gramStart"/>
+      <w:r>
+        <w:rPr>
+          <w:lang w:val="en-US"/>
+        </w:rPr>
+        <w:t>0;i</w:t>
       </w:r>
       <w:proofErr w:type="gramEnd"/>
       <w:r>
@@ -1692,54 +3776,1095 @@
         <w:rPr>
           <w:lang w:val="en-US"/>
         </w:rPr>
-        <w:t>userCount;j</w:t>
-      </w:r>
-      <w:proofErr w:type="spellEnd"/>
-      <w:r>
-        <w:rPr>
-          <w:lang w:val="en-US"/>
-        </w:rPr>
-        <w:t>++</w:t>
-      </w:r>
-      <w:proofErr w:type="gramEnd"/>
-      <w:r>
-        <w:rPr>
-          <w:lang w:val="en-US"/>
-        </w:rPr>
-        <w:t>)</w:t>
-      </w:r>
-    </w:p>
-    <w:p>
-      <w:pPr>
-        <w:rPr>
-          <w:lang w:val="en-US"/>
-        </w:rPr>
-      </w:pPr>
-      <w:r>
-        <w:rPr>
-          <w:lang w:val="en-US"/>
-        </w:rPr>
-        <w:t xml:space="preserve">        {</w:t>
-      </w:r>
-    </w:p>
-    <w:p>
-      <w:pPr>
-        <w:rPr>
-          <w:lang w:val="en-US"/>
-        </w:rPr>
-      </w:pPr>
-      <w:r>
-        <w:rPr>
-          <w:lang w:val="en-US"/>
-        </w:rPr>
-        <w:t xml:space="preserve">            if(p[</w:t>
-      </w:r>
-      <w:proofErr w:type="spellStart"/>
-      <w:r>
-        <w:rPr>
-          <w:lang w:val="en-US"/>
-        </w:rPr>
-        <w:t>userQ</w:t>
+        <w:t>n;i</w:t>
+      </w:r>
+      <w:proofErr w:type="spellEnd"/>
+      <w:proofErr w:type="gramEnd"/>
+      <w:r>
+        <w:rPr>
+          <w:lang w:val="en-US"/>
+        </w:rPr>
+        <w:t>++)</w:t>
+      </w:r>
+    </w:p>
+    <w:p>
+      <w:pPr>
+        <w:rPr>
+          <w:lang w:val="en-US"/>
+        </w:rPr>
+      </w:pPr>
+      <w:r>
+        <w:rPr>
+          <w:lang w:val="en-US"/>
+        </w:rPr>
+        <w:t xml:space="preserve">    {</w:t>
+      </w:r>
+    </w:p>
+    <w:p>
+      <w:pPr>
+        <w:rPr>
+          <w:lang w:val="en-US"/>
+        </w:rPr>
+      </w:pPr>
+      <w:r>
+        <w:rPr>
+          <w:lang w:val="en-US"/>
+        </w:rPr>
+        <w:t xml:space="preserve">        </w:t>
+      </w:r>
+      <w:proofErr w:type="spellStart"/>
+      <w:r>
+        <w:rPr>
+          <w:lang w:val="en-US"/>
+        </w:rPr>
+        <w:t>total_tat</w:t>
+      </w:r>
+      <w:proofErr w:type="spellEnd"/>
+      <w:r>
+        <w:rPr>
+          <w:lang w:val="en-US"/>
+        </w:rPr>
+        <w:t xml:space="preserve"> += p[</w:t>
+      </w:r>
+      <w:proofErr w:type="spellStart"/>
+      <w:r>
+        <w:rPr>
+          <w:lang w:val="en-US"/>
+        </w:rPr>
+        <w:t>i</w:t>
+      </w:r>
+      <w:proofErr w:type="spellEnd"/>
+      <w:proofErr w:type="gramStart"/>
+      <w:r>
+        <w:rPr>
+          <w:lang w:val="en-US"/>
+        </w:rPr>
+        <w:t>].tat</w:t>
+      </w:r>
+      <w:proofErr w:type="gramEnd"/>
+      <w:r>
+        <w:rPr>
+          <w:lang w:val="en-US"/>
+        </w:rPr>
+        <w:t>;</w:t>
+      </w:r>
+    </w:p>
+    <w:p>
+      <w:pPr>
+        <w:rPr>
+          <w:lang w:val="en-US"/>
+        </w:rPr>
+      </w:pPr>
+      <w:r>
+        <w:rPr>
+          <w:lang w:val="en-US"/>
+        </w:rPr>
+        <w:t xml:space="preserve">        </w:t>
+      </w:r>
+      <w:proofErr w:type="spellStart"/>
+      <w:r>
+        <w:rPr>
+          <w:lang w:val="en-US"/>
+        </w:rPr>
+        <w:t>total_</w:t>
+      </w:r>
+      <w:proofErr w:type="gramStart"/>
+      <w:r>
+        <w:rPr>
+          <w:lang w:val="en-US"/>
+        </w:rPr>
+        <w:t>wt</w:t>
+      </w:r>
+      <w:proofErr w:type="spellEnd"/>
+      <w:r>
+        <w:rPr>
+          <w:lang w:val="en-US"/>
+        </w:rPr>
+        <w:t xml:space="preserve">  +</w:t>
+      </w:r>
+      <w:proofErr w:type="gramEnd"/>
+      <w:r>
+        <w:rPr>
+          <w:lang w:val="en-US"/>
+        </w:rPr>
+        <w:t>= p[</w:t>
+      </w:r>
+      <w:proofErr w:type="spellStart"/>
+      <w:r>
+        <w:rPr>
+          <w:lang w:val="en-US"/>
+        </w:rPr>
+        <w:t>i</w:t>
+      </w:r>
+      <w:proofErr w:type="spellEnd"/>
+      <w:proofErr w:type="gramStart"/>
+      <w:r>
+        <w:rPr>
+          <w:lang w:val="en-US"/>
+        </w:rPr>
+        <w:t>].</w:t>
+      </w:r>
+      <w:proofErr w:type="spellStart"/>
+      <w:r>
+        <w:rPr>
+          <w:lang w:val="en-US"/>
+        </w:rPr>
+        <w:t>wt</w:t>
+      </w:r>
+      <w:proofErr w:type="spellEnd"/>
+      <w:proofErr w:type="gramEnd"/>
+      <w:r>
+        <w:rPr>
+          <w:lang w:val="en-US"/>
+        </w:rPr>
+        <w:t>;</w:t>
+      </w:r>
+    </w:p>
+    <w:p>
+      <w:pPr>
+        <w:rPr>
+          <w:lang w:val="en-US"/>
+        </w:rPr>
+      </w:pPr>
+      <w:r>
+        <w:rPr>
+          <w:lang w:val="en-US"/>
+        </w:rPr>
+        <w:t xml:space="preserve">    }</w:t>
+      </w:r>
+    </w:p>
+    <w:p>
+      <w:pPr>
+        <w:rPr>
+          <w:lang w:val="en-US"/>
+        </w:rPr>
+      </w:pPr>
+      <w:r>
+        <w:rPr>
+          <w:lang w:val="en-US"/>
+        </w:rPr>
+        <w:t xml:space="preserve"> </w:t>
+      </w:r>
+    </w:p>
+    <w:p>
+      <w:pPr>
+        <w:rPr>
+          <w:lang w:val="en-US"/>
+        </w:rPr>
+      </w:pPr>
+      <w:r>
+        <w:rPr>
+          <w:lang w:val="en-US"/>
+        </w:rPr>
+        <w:t xml:space="preserve">    </w:t>
+      </w:r>
+      <w:proofErr w:type="spellStart"/>
+      <w:r>
+        <w:rPr>
+          <w:lang w:val="en-US"/>
+        </w:rPr>
+        <w:t>printf</w:t>
+      </w:r>
+      <w:proofErr w:type="spellEnd"/>
+      <w:r>
+        <w:rPr>
+          <w:lang w:val="en-US"/>
+        </w:rPr>
+        <w:t>("\</w:t>
+      </w:r>
+      <w:proofErr w:type="spellStart"/>
+      <w:r>
+        <w:rPr>
+          <w:lang w:val="en-US"/>
+        </w:rPr>
+        <w:t>nPID</w:t>
+      </w:r>
+      <w:proofErr w:type="spellEnd"/>
+      <w:r>
+        <w:rPr>
+          <w:lang w:val="en-US"/>
+        </w:rPr>
+        <w:t>\</w:t>
+      </w:r>
+      <w:proofErr w:type="spellStart"/>
+      <w:r>
+        <w:rPr>
+          <w:lang w:val="en-US"/>
+        </w:rPr>
+        <w:t>tAT</w:t>
+      </w:r>
+      <w:proofErr w:type="spellEnd"/>
+      <w:r>
+        <w:rPr>
+          <w:lang w:val="en-US"/>
+        </w:rPr>
+        <w:t>\</w:t>
+      </w:r>
+      <w:proofErr w:type="spellStart"/>
+      <w:r>
+        <w:rPr>
+          <w:lang w:val="en-US"/>
+        </w:rPr>
+        <w:t>tBT</w:t>
+      </w:r>
+      <w:proofErr w:type="spellEnd"/>
+      <w:r>
+        <w:rPr>
+          <w:lang w:val="en-US"/>
+        </w:rPr>
+        <w:t>\</w:t>
+      </w:r>
+      <w:proofErr w:type="spellStart"/>
+      <w:r>
+        <w:rPr>
+          <w:lang w:val="en-US"/>
+        </w:rPr>
+        <w:t>tTYPE</w:t>
+      </w:r>
+      <w:proofErr w:type="spellEnd"/>
+      <w:r>
+        <w:rPr>
+          <w:lang w:val="en-US"/>
+        </w:rPr>
+        <w:t>\</w:t>
+      </w:r>
+      <w:proofErr w:type="spellStart"/>
+      <w:r>
+        <w:rPr>
+          <w:lang w:val="en-US"/>
+        </w:rPr>
+        <w:t>tCT</w:t>
+      </w:r>
+      <w:proofErr w:type="spellEnd"/>
+      <w:r>
+        <w:rPr>
+          <w:lang w:val="en-US"/>
+        </w:rPr>
+        <w:t>\</w:t>
+      </w:r>
+      <w:proofErr w:type="spellStart"/>
+      <w:r>
+        <w:rPr>
+          <w:lang w:val="en-US"/>
+        </w:rPr>
+        <w:t>tTAT</w:t>
+      </w:r>
+      <w:proofErr w:type="spellEnd"/>
+      <w:r>
+        <w:rPr>
+          <w:lang w:val="en-US"/>
+        </w:rPr>
+        <w:t>\</w:t>
+      </w:r>
+      <w:proofErr w:type="spellStart"/>
+      <w:r>
+        <w:rPr>
+          <w:lang w:val="en-US"/>
+        </w:rPr>
+        <w:t>tWT</w:t>
+      </w:r>
+      <w:proofErr w:type="spellEnd"/>
+      <w:r>
+        <w:rPr>
+          <w:lang w:val="en-US"/>
+        </w:rPr>
+        <w:t>\n");</w:t>
+      </w:r>
+    </w:p>
+    <w:p>
+      <w:pPr>
+        <w:rPr>
+          <w:lang w:val="en-US"/>
+        </w:rPr>
+      </w:pPr>
+      <w:r>
+        <w:rPr>
+          <w:lang w:val="en-US"/>
+        </w:rPr>
+        <w:t xml:space="preserve"> </w:t>
+      </w:r>
+    </w:p>
+    <w:p>
+      <w:pPr>
+        <w:rPr>
+          <w:lang w:val="en-US"/>
+        </w:rPr>
+      </w:pPr>
+      <w:r>
+        <w:rPr>
+          <w:lang w:val="en-US"/>
+        </w:rPr>
+        <w:t xml:space="preserve">    for(</w:t>
+      </w:r>
+      <w:proofErr w:type="spellStart"/>
+      <w:r>
+        <w:rPr>
+          <w:lang w:val="en-US"/>
+        </w:rPr>
+        <w:t>i</w:t>
+      </w:r>
+      <w:proofErr w:type="spellEnd"/>
+      <w:r>
+        <w:rPr>
+          <w:lang w:val="en-US"/>
+        </w:rPr>
+        <w:t>=</w:t>
+      </w:r>
+      <w:proofErr w:type="gramStart"/>
+      <w:r>
+        <w:rPr>
+          <w:lang w:val="en-US"/>
+        </w:rPr>
+        <w:t>0;i</w:t>
+      </w:r>
+      <w:proofErr w:type="gramEnd"/>
+      <w:r>
+        <w:rPr>
+          <w:lang w:val="en-US"/>
+        </w:rPr>
+        <w:t>&lt;</w:t>
+      </w:r>
+      <w:proofErr w:type="spellStart"/>
+      <w:proofErr w:type="gramStart"/>
+      <w:r>
+        <w:rPr>
+          <w:lang w:val="en-US"/>
+        </w:rPr>
+        <w:t>n;i</w:t>
+      </w:r>
+      <w:proofErr w:type="spellEnd"/>
+      <w:proofErr w:type="gramEnd"/>
+      <w:r>
+        <w:rPr>
+          <w:lang w:val="en-US"/>
+        </w:rPr>
+        <w:t>++)</w:t>
+      </w:r>
+    </w:p>
+    <w:p>
+      <w:pPr>
+        <w:rPr>
+          <w:lang w:val="en-US"/>
+        </w:rPr>
+      </w:pPr>
+      <w:r>
+        <w:rPr>
+          <w:lang w:val="en-US"/>
+        </w:rPr>
+        <w:t xml:space="preserve">    {</w:t>
+      </w:r>
+    </w:p>
+    <w:p>
+      <w:pPr>
+        <w:rPr>
+          <w:lang w:val="en-US"/>
+        </w:rPr>
+      </w:pPr>
+      <w:r>
+        <w:rPr>
+          <w:lang w:val="en-US"/>
+        </w:rPr>
+        <w:t xml:space="preserve">        </w:t>
+      </w:r>
+      <w:proofErr w:type="spellStart"/>
+      <w:proofErr w:type="gramStart"/>
+      <w:r>
+        <w:rPr>
+          <w:lang w:val="en-US"/>
+        </w:rPr>
+        <w:t>printf</w:t>
+      </w:r>
+      <w:proofErr w:type="spellEnd"/>
+      <w:r>
+        <w:rPr>
+          <w:lang w:val="en-US"/>
+        </w:rPr>
+        <w:t>(</w:t>
+      </w:r>
+      <w:proofErr w:type="gramEnd"/>
+      <w:r>
+        <w:rPr>
+          <w:lang w:val="en-US"/>
+        </w:rPr>
+        <w:t>"%d\</w:t>
+      </w:r>
+      <w:proofErr w:type="spellStart"/>
+      <w:r>
+        <w:rPr>
+          <w:lang w:val="en-US"/>
+        </w:rPr>
+        <w:t>t%d</w:t>
+      </w:r>
+      <w:proofErr w:type="spellEnd"/>
+      <w:r>
+        <w:rPr>
+          <w:lang w:val="en-US"/>
+        </w:rPr>
+        <w:t>\</w:t>
+      </w:r>
+      <w:proofErr w:type="spellStart"/>
+      <w:r>
+        <w:rPr>
+          <w:lang w:val="en-US"/>
+        </w:rPr>
+        <w:t>t%d</w:t>
+      </w:r>
+      <w:proofErr w:type="spellEnd"/>
+      <w:r>
+        <w:rPr>
+          <w:lang w:val="en-US"/>
+        </w:rPr>
+        <w:t>\</w:t>
+      </w:r>
+      <w:proofErr w:type="spellStart"/>
+      <w:r>
+        <w:rPr>
+          <w:lang w:val="en-US"/>
+        </w:rPr>
+        <w:t>t%s</w:t>
+      </w:r>
+      <w:proofErr w:type="spellEnd"/>
+      <w:r>
+        <w:rPr>
+          <w:lang w:val="en-US"/>
+        </w:rPr>
+        <w:t>\</w:t>
+      </w:r>
+      <w:proofErr w:type="spellStart"/>
+      <w:r>
+        <w:rPr>
+          <w:lang w:val="en-US"/>
+        </w:rPr>
+        <w:t>t%d</w:t>
+      </w:r>
+      <w:proofErr w:type="spellEnd"/>
+      <w:r>
+        <w:rPr>
+          <w:lang w:val="en-US"/>
+        </w:rPr>
+        <w:t>\</w:t>
+      </w:r>
+      <w:proofErr w:type="spellStart"/>
+      <w:r>
+        <w:rPr>
+          <w:lang w:val="en-US"/>
+        </w:rPr>
+        <w:t>t%d</w:t>
+      </w:r>
+      <w:proofErr w:type="spellEnd"/>
+      <w:r>
+        <w:rPr>
+          <w:lang w:val="en-US"/>
+        </w:rPr>
+        <w:t>\</w:t>
+      </w:r>
+      <w:proofErr w:type="spellStart"/>
+      <w:r>
+        <w:rPr>
+          <w:lang w:val="en-US"/>
+        </w:rPr>
+        <w:t>t%d</w:t>
+      </w:r>
+      <w:proofErr w:type="spellEnd"/>
+      <w:r>
+        <w:rPr>
+          <w:lang w:val="en-US"/>
+        </w:rPr>
+        <w:t>\n",</w:t>
+      </w:r>
+    </w:p>
+    <w:p>
+      <w:pPr>
+        <w:rPr>
+          <w:lang w:val="en-US"/>
+        </w:rPr>
+      </w:pPr>
+      <w:r>
+        <w:rPr>
+          <w:lang w:val="en-US"/>
+        </w:rPr>
+        <w:t xml:space="preserve">        p[</w:t>
+      </w:r>
+      <w:proofErr w:type="spellStart"/>
+      <w:r>
+        <w:rPr>
+          <w:lang w:val="en-US"/>
+        </w:rPr>
+        <w:t>i</w:t>
+      </w:r>
+      <w:proofErr w:type="spellEnd"/>
+      <w:proofErr w:type="gramStart"/>
+      <w:r>
+        <w:rPr>
+          <w:lang w:val="en-US"/>
+        </w:rPr>
+        <w:t>].</w:t>
+      </w:r>
+      <w:proofErr w:type="spellStart"/>
+      <w:r>
+        <w:rPr>
+          <w:lang w:val="en-US"/>
+        </w:rPr>
+        <w:t>pid</w:t>
+      </w:r>
+      <w:proofErr w:type="spellEnd"/>
+      <w:proofErr w:type="gramEnd"/>
+      <w:r>
+        <w:rPr>
+          <w:lang w:val="en-US"/>
+        </w:rPr>
+        <w:t>,</w:t>
+      </w:r>
+    </w:p>
+    <w:p>
+      <w:pPr>
+        <w:rPr>
+          <w:lang w:val="en-US"/>
+        </w:rPr>
+      </w:pPr>
+      <w:r>
+        <w:rPr>
+          <w:lang w:val="en-US"/>
+        </w:rPr>
+        <w:t xml:space="preserve">        p[</w:t>
+      </w:r>
+      <w:proofErr w:type="spellStart"/>
+      <w:r>
+        <w:rPr>
+          <w:lang w:val="en-US"/>
+        </w:rPr>
+        <w:t>i</w:t>
+      </w:r>
+      <w:proofErr w:type="spellEnd"/>
+      <w:r>
+        <w:rPr>
+          <w:lang w:val="en-US"/>
+        </w:rPr>
+        <w:t>].at,</w:t>
+      </w:r>
+    </w:p>
+    <w:p>
+      <w:pPr>
+        <w:rPr>
+          <w:lang w:val="en-US"/>
+        </w:rPr>
+      </w:pPr>
+      <w:r>
+        <w:rPr>
+          <w:lang w:val="en-US"/>
+        </w:rPr>
+        <w:t xml:space="preserve">        p[</w:t>
+      </w:r>
+      <w:proofErr w:type="spellStart"/>
+      <w:r>
+        <w:rPr>
+          <w:lang w:val="en-US"/>
+        </w:rPr>
+        <w:t>i</w:t>
+      </w:r>
+      <w:proofErr w:type="spellEnd"/>
+      <w:r>
+        <w:rPr>
+          <w:lang w:val="en-US"/>
+        </w:rPr>
+        <w:t>].</w:t>
+      </w:r>
+      <w:proofErr w:type="spellStart"/>
+      <w:r>
+        <w:rPr>
+          <w:lang w:val="en-US"/>
+        </w:rPr>
+        <w:t>bt</w:t>
+      </w:r>
+      <w:proofErr w:type="spellEnd"/>
+      <w:r>
+        <w:rPr>
+          <w:lang w:val="en-US"/>
+        </w:rPr>
+        <w:t>,</w:t>
+      </w:r>
+    </w:p>
+    <w:p>
+      <w:pPr>
+        <w:rPr>
+          <w:lang w:val="en-US"/>
+        </w:rPr>
+      </w:pPr>
+      <w:r>
+        <w:rPr>
+          <w:lang w:val="en-US"/>
+        </w:rPr>
+        <w:t xml:space="preserve">        p[</w:t>
+      </w:r>
+      <w:proofErr w:type="spellStart"/>
+      <w:r>
+        <w:rPr>
+          <w:lang w:val="en-US"/>
+        </w:rPr>
+        <w:t>i</w:t>
+      </w:r>
+      <w:proofErr w:type="spellEnd"/>
+      <w:proofErr w:type="gramStart"/>
+      <w:r>
+        <w:rPr>
+          <w:lang w:val="en-US"/>
+        </w:rPr>
+        <w:t>].type</w:t>
+      </w:r>
+      <w:proofErr w:type="gramEnd"/>
+      <w:r>
+        <w:rPr>
+          <w:lang w:val="en-US"/>
+        </w:rPr>
+        <w:t xml:space="preserve"> == </w:t>
+      </w:r>
+      <w:proofErr w:type="gramStart"/>
+      <w:r>
+        <w:rPr>
+          <w:lang w:val="en-US"/>
+        </w:rPr>
+        <w:t>0 ?</w:t>
+      </w:r>
+      <w:proofErr w:type="gramEnd"/>
+      <w:r>
+        <w:rPr>
+          <w:lang w:val="en-US"/>
+        </w:rPr>
+        <w:t xml:space="preserve"> "System</w:t>
+      </w:r>
+      <w:proofErr w:type="gramStart"/>
+      <w:r>
+        <w:rPr>
+          <w:lang w:val="en-US"/>
+        </w:rPr>
+        <w:t>" :</w:t>
+      </w:r>
+      <w:proofErr w:type="gramEnd"/>
+      <w:r>
+        <w:rPr>
+          <w:lang w:val="en-US"/>
+        </w:rPr>
+        <w:t xml:space="preserve"> "User",</w:t>
+      </w:r>
+    </w:p>
+    <w:p>
+      <w:pPr>
+        <w:rPr>
+          <w:lang w:val="en-US"/>
+        </w:rPr>
+      </w:pPr>
+      <w:r>
+        <w:rPr>
+          <w:lang w:val="en-US"/>
+        </w:rPr>
+        <w:t xml:space="preserve">        p[</w:t>
+      </w:r>
+      <w:proofErr w:type="spellStart"/>
+      <w:r>
+        <w:rPr>
+          <w:lang w:val="en-US"/>
+        </w:rPr>
+        <w:t>i</w:t>
+      </w:r>
+      <w:proofErr w:type="spellEnd"/>
+      <w:proofErr w:type="gramStart"/>
+      <w:r>
+        <w:rPr>
+          <w:lang w:val="en-US"/>
+        </w:rPr>
+        <w:t>].</w:t>
+      </w:r>
+      <w:proofErr w:type="spellStart"/>
+      <w:r>
+        <w:rPr>
+          <w:lang w:val="en-US"/>
+        </w:rPr>
+        <w:t>ct</w:t>
+      </w:r>
+      <w:proofErr w:type="spellEnd"/>
+      <w:proofErr w:type="gramEnd"/>
+      <w:r>
+        <w:rPr>
+          <w:lang w:val="en-US"/>
+        </w:rPr>
+        <w:t>,</w:t>
+      </w:r>
+    </w:p>
+    <w:p>
+      <w:pPr>
+        <w:rPr>
+          <w:lang w:val="en-US"/>
+        </w:rPr>
+      </w:pPr>
+      <w:r>
+        <w:rPr>
+          <w:lang w:val="en-US"/>
+        </w:rPr>
+        <w:t xml:space="preserve">        p[</w:t>
+      </w:r>
+      <w:proofErr w:type="spellStart"/>
+      <w:r>
+        <w:rPr>
+          <w:lang w:val="en-US"/>
+        </w:rPr>
+        <w:t>i</w:t>
+      </w:r>
+      <w:proofErr w:type="spellEnd"/>
+      <w:proofErr w:type="gramStart"/>
+      <w:r>
+        <w:rPr>
+          <w:lang w:val="en-US"/>
+        </w:rPr>
+        <w:t>].tat</w:t>
+      </w:r>
+      <w:proofErr w:type="gramEnd"/>
+      <w:r>
+        <w:rPr>
+          <w:lang w:val="en-US"/>
+        </w:rPr>
+        <w:t>,</w:t>
+      </w:r>
+    </w:p>
+    <w:p>
+      <w:pPr>
+        <w:rPr>
+          <w:lang w:val="en-US"/>
+        </w:rPr>
+      </w:pPr>
+      <w:r>
+        <w:rPr>
+          <w:lang w:val="en-US"/>
+        </w:rPr>
+        <w:t xml:space="preserve">        p[</w:t>
+      </w:r>
+      <w:proofErr w:type="spellStart"/>
+      <w:r>
+        <w:rPr>
+          <w:lang w:val="en-US"/>
+        </w:rPr>
+        <w:t>i</w:t>
+      </w:r>
+      <w:proofErr w:type="spellEnd"/>
+      <w:proofErr w:type="gramStart"/>
+      <w:r>
+        <w:rPr>
+          <w:lang w:val="en-US"/>
+        </w:rPr>
+        <w:t>].</w:t>
+      </w:r>
+      <w:proofErr w:type="spellStart"/>
+      <w:r>
+        <w:rPr>
+          <w:lang w:val="en-US"/>
+        </w:rPr>
+        <w:t>wt</w:t>
+      </w:r>
+      <w:proofErr w:type="spellEnd"/>
+      <w:proofErr w:type="gramEnd"/>
+      <w:r>
+        <w:rPr>
+          <w:lang w:val="en-US"/>
+        </w:rPr>
+        <w:t>);</w:t>
+      </w:r>
+    </w:p>
+    <w:p>
+      <w:pPr>
+        <w:rPr>
+          <w:lang w:val="en-US"/>
+        </w:rPr>
+      </w:pPr>
+      <w:r>
+        <w:rPr>
+          <w:lang w:val="en-US"/>
+        </w:rPr>
+        <w:t xml:space="preserve">    }</w:t>
+      </w:r>
+    </w:p>
+    <w:p>
+      <w:pPr>
+        <w:rPr>
+          <w:lang w:val="en-US"/>
+        </w:rPr>
+      </w:pPr>
+    </w:p>
+    <w:p>
+      <w:pPr>
+        <w:rPr>
+          <w:lang w:val="en-US"/>
+        </w:rPr>
+      </w:pPr>
+      <w:r>
+        <w:rPr>
+          <w:lang w:val="en-US"/>
+        </w:rPr>
+        <w:t xml:space="preserve">    </w:t>
+      </w:r>
+      <w:proofErr w:type="spellStart"/>
+      <w:proofErr w:type="gramStart"/>
+      <w:r>
+        <w:rPr>
+          <w:lang w:val="en-US"/>
+        </w:rPr>
+        <w:t>printf</w:t>
+      </w:r>
+      <w:proofErr w:type="spellEnd"/>
+      <w:r>
+        <w:rPr>
+          <w:lang w:val="en-US"/>
+        </w:rPr>
+        <w:t>(</w:t>
+      </w:r>
+      <w:proofErr w:type="gramEnd"/>
+      <w:r>
+        <w:rPr>
+          <w:lang w:val="en-US"/>
+        </w:rPr>
+        <w:t>"\</w:t>
+      </w:r>
+      <w:proofErr w:type="spellStart"/>
+      <w:r>
+        <w:rPr>
+          <w:lang w:val="en-US"/>
+        </w:rPr>
+        <w:t>nAverage</w:t>
+      </w:r>
+      <w:proofErr w:type="spellEnd"/>
+      <w:r>
+        <w:rPr>
+          <w:lang w:val="en-US"/>
+        </w:rPr>
+        <w:t xml:space="preserve"> TAT: %.2f", </w:t>
+      </w:r>
+      <w:proofErr w:type="spellStart"/>
+      <w:r>
+        <w:rPr>
+          <w:lang w:val="en-US"/>
+        </w:rPr>
+        <w:t>total_tat</w:t>
+      </w:r>
+      <w:proofErr w:type="spellEnd"/>
+      <w:r>
+        <w:rPr>
+          <w:lang w:val="en-US"/>
+        </w:rPr>
+        <w:t xml:space="preserve"> / n);</w:t>
+      </w:r>
+    </w:p>
+    <w:p>
+      <w:pPr>
+        <w:rPr>
+          <w:lang w:val="en-US"/>
+        </w:rPr>
+      </w:pPr>
+      <w:r>
+        <w:rPr>
+          <w:lang w:val="en-US"/>
+        </w:rPr>
+        <w:t xml:space="preserve">    </w:t>
+      </w:r>
+      <w:proofErr w:type="spellStart"/>
+      <w:proofErr w:type="gramStart"/>
+      <w:r>
+        <w:rPr>
+          <w:lang w:val="en-US"/>
+        </w:rPr>
+        <w:t>printf</w:t>
+      </w:r>
+      <w:proofErr w:type="spellEnd"/>
+      <w:r>
+        <w:rPr>
+          <w:lang w:val="en-US"/>
+        </w:rPr>
+        <w:t>(</w:t>
+      </w:r>
+      <w:proofErr w:type="gramEnd"/>
+      <w:r>
+        <w:rPr>
+          <w:lang w:val="en-US"/>
+        </w:rPr>
+        <w:t>"\</w:t>
+      </w:r>
+      <w:proofErr w:type="spellStart"/>
+      <w:r>
+        <w:rPr>
+          <w:lang w:val="en-US"/>
+        </w:rPr>
+        <w:t>nAverage</w:t>
+      </w:r>
+      <w:proofErr w:type="spellEnd"/>
+      <w:r>
+        <w:rPr>
+          <w:lang w:val="en-US"/>
+        </w:rPr>
+        <w:t xml:space="preserve"> WT:  %.2f\n", </w:t>
+      </w:r>
+      <w:proofErr w:type="spellStart"/>
+      <w:r>
+        <w:rPr>
+          <w:lang w:val="en-US"/>
+        </w:rPr>
+        <w:t>total_wt</w:t>
+      </w:r>
+      <w:proofErr w:type="spellEnd"/>
+      <w:r>
+        <w:rPr>
+          <w:lang w:val="en-US"/>
+        </w:rPr>
+        <w:t xml:space="preserve"> / n);</w:t>
+      </w:r>
+    </w:p>
+    <w:p>
+      <w:pPr>
+        <w:rPr>
+          <w:lang w:val="en-US"/>
+        </w:rPr>
+      </w:pPr>
+    </w:p>
+    <w:p>
+      <w:pPr>
+        <w:rPr>
+          <w:lang w:val="en-US"/>
+        </w:rPr>
+      </w:pPr>
+      <w:r>
+        <w:rPr>
+          <w:lang w:val="en-US"/>
+        </w:rPr>
+        <w:t xml:space="preserve">    </w:t>
+      </w:r>
+      <w:proofErr w:type="spellStart"/>
+      <w:proofErr w:type="gramStart"/>
+      <w:r>
+        <w:rPr>
+          <w:lang w:val="en-US"/>
+        </w:rPr>
+        <w:t>printf</w:t>
+      </w:r>
+      <w:proofErr w:type="spellEnd"/>
+      <w:r>
+        <w:rPr>
+          <w:lang w:val="en-US"/>
+        </w:rPr>
+        <w:t>(</w:t>
+      </w:r>
+      <w:proofErr w:type="gramEnd"/>
+      <w:r>
+        <w:rPr>
+          <w:lang w:val="en-US"/>
+        </w:rPr>
+        <w:t>"\</w:t>
+      </w:r>
+      <w:proofErr w:type="spellStart"/>
+      <w:r>
+        <w:rPr>
+          <w:lang w:val="en-US"/>
+        </w:rPr>
+        <w:t>nGantt</w:t>
+      </w:r>
+      <w:proofErr w:type="spellEnd"/>
+      <w:r>
+        <w:rPr>
+          <w:lang w:val="en-US"/>
+        </w:rPr>
+        <w:t xml:space="preserve"> Chart:\n");</w:t>
+      </w:r>
+    </w:p>
+    <w:p>
+      <w:pPr>
+        <w:rPr>
+          <w:lang w:val="en-US"/>
+        </w:rPr>
+      </w:pPr>
+    </w:p>
+    <w:p>
+      <w:pPr>
+        <w:rPr>
+          <w:lang w:val="en-US"/>
+        </w:rPr>
+      </w:pPr>
+      <w:r>
+        <w:rPr>
+          <w:lang w:val="en-US"/>
+        </w:rPr>
+        <w:t xml:space="preserve">    for(</w:t>
+      </w:r>
+      <w:proofErr w:type="spellStart"/>
+      <w:r>
+        <w:rPr>
+          <w:lang w:val="en-US"/>
+        </w:rPr>
+        <w:t>i</w:t>
+      </w:r>
+      <w:proofErr w:type="spellEnd"/>
+      <w:r>
+        <w:rPr>
+          <w:lang w:val="en-US"/>
+        </w:rPr>
+        <w:t>=</w:t>
+      </w:r>
+      <w:proofErr w:type="gramStart"/>
+      <w:r>
+        <w:rPr>
+          <w:lang w:val="en-US"/>
+        </w:rPr>
+        <w:t>0;i</w:t>
+      </w:r>
+      <w:proofErr w:type="gramEnd"/>
+      <w:r>
+        <w:rPr>
+          <w:lang w:val="en-US"/>
+        </w:rPr>
+        <w:t>&lt;</w:t>
+      </w:r>
+      <w:proofErr w:type="spellStart"/>
+      <w:proofErr w:type="gramStart"/>
+      <w:r>
+        <w:rPr>
+          <w:lang w:val="en-US"/>
+        </w:rPr>
+        <w:t>gindex;i</w:t>
+      </w:r>
+      <w:proofErr w:type="spellEnd"/>
+      <w:proofErr w:type="gramEnd"/>
+      <w:r>
+        <w:rPr>
+          <w:lang w:val="en-US"/>
+        </w:rPr>
+        <w:t>++)</w:t>
+      </w:r>
+    </w:p>
+    <w:p>
+      <w:pPr>
+        <w:rPr>
+          <w:lang w:val="en-US"/>
+        </w:rPr>
+      </w:pPr>
+      <w:r>
+        <w:rPr>
+          <w:lang w:val="en-US"/>
+        </w:rPr>
+        <w:t xml:space="preserve">    {</w:t>
+      </w:r>
+    </w:p>
+    <w:p>
+      <w:pPr>
+        <w:rPr>
+          <w:lang w:val="en-US"/>
+        </w:rPr>
+      </w:pPr>
+      <w:r>
+        <w:rPr>
+          <w:lang w:val="en-US"/>
+        </w:rPr>
+        <w:t xml:space="preserve">        if(</w:t>
+      </w:r>
+      <w:proofErr w:type="spellStart"/>
+      <w:r>
+        <w:rPr>
+          <w:lang w:val="en-US"/>
+        </w:rPr>
+        <w:t>gantt_p</w:t>
       </w:r>
       <w:proofErr w:type="spellEnd"/>
       <w:r>
@@ -1760,54 +4885,139 @@
         <w:rPr>
           <w:lang w:val="en-US"/>
         </w:rPr>
-        <w:t>]].at &gt; p[</w:t>
-      </w:r>
-      <w:proofErr w:type="spellStart"/>
-      <w:r>
-        <w:rPr>
-          <w:lang w:val="en-US"/>
-        </w:rPr>
-        <w:t>userQ</w:t>
-      </w:r>
-      <w:proofErr w:type="spellEnd"/>
-      <w:r>
-        <w:rPr>
-          <w:lang w:val="en-US"/>
-        </w:rPr>
-        <w:t>[j]].at)</w:t>
-      </w:r>
-    </w:p>
-    <w:p>
-      <w:pPr>
-        <w:rPr>
-          <w:lang w:val="en-US"/>
-        </w:rPr>
-      </w:pPr>
-      <w:r>
-        <w:rPr>
-          <w:lang w:val="en-US"/>
-        </w:rPr>
-        <w:t xml:space="preserve">            {</w:t>
-      </w:r>
-    </w:p>
-    <w:p>
-      <w:pPr>
-        <w:rPr>
-          <w:lang w:val="en-US"/>
-        </w:rPr>
-      </w:pPr>
-      <w:r>
-        <w:rPr>
-          <w:lang w:val="en-US"/>
-        </w:rPr>
-        <w:t xml:space="preserve">                int temp = </w:t>
-      </w:r>
-      <w:proofErr w:type="spellStart"/>
-      <w:r>
-        <w:rPr>
-          <w:lang w:val="en-US"/>
-        </w:rPr>
-        <w:t>userQ</w:t>
+        <w:t>] == 0)</w:t>
+      </w:r>
+    </w:p>
+    <w:p>
+      <w:pPr>
+        <w:rPr>
+          <w:lang w:val="en-US"/>
+        </w:rPr>
+      </w:pPr>
+      <w:r>
+        <w:rPr>
+          <w:lang w:val="en-US"/>
+        </w:rPr>
+        <w:t xml:space="preserve">            </w:t>
+      </w:r>
+      <w:proofErr w:type="spellStart"/>
+      <w:proofErr w:type="gramStart"/>
+      <w:r>
+        <w:rPr>
+          <w:lang w:val="en-US"/>
+        </w:rPr>
+        <w:t>printf</w:t>
+      </w:r>
+      <w:proofErr w:type="spellEnd"/>
+      <w:r>
+        <w:rPr>
+          <w:lang w:val="en-US"/>
+        </w:rPr>
+        <w:t>(</w:t>
+      </w:r>
+      <w:proofErr w:type="gramEnd"/>
+      <w:r>
+        <w:rPr>
+          <w:lang w:val="en-US"/>
+        </w:rPr>
+        <w:t>"| IDLE ");</w:t>
+      </w:r>
+    </w:p>
+    <w:p>
+      <w:pPr>
+        <w:rPr>
+          <w:lang w:val="en-US"/>
+        </w:rPr>
+      </w:pPr>
+      <w:r>
+        <w:rPr>
+          <w:lang w:val="en-US"/>
+        </w:rPr>
+        <w:t xml:space="preserve">        else</w:t>
+      </w:r>
+    </w:p>
+    <w:p>
+      <w:pPr>
+        <w:rPr>
+          <w:lang w:val="en-US"/>
+        </w:rPr>
+      </w:pPr>
+      <w:r>
+        <w:rPr>
+          <w:lang w:val="en-US"/>
+        </w:rPr>
+        <w:t xml:space="preserve">            </w:t>
+      </w:r>
+      <w:proofErr w:type="spellStart"/>
+      <w:proofErr w:type="gramStart"/>
+      <w:r>
+        <w:rPr>
+          <w:lang w:val="en-US"/>
+        </w:rPr>
+        <w:t>printf</w:t>
+      </w:r>
+      <w:proofErr w:type="spellEnd"/>
+      <w:r>
+        <w:rPr>
+          <w:lang w:val="en-US"/>
+        </w:rPr>
+        <w:t>(</w:t>
+      </w:r>
+      <w:proofErr w:type="gramEnd"/>
+      <w:r>
+        <w:rPr>
+          <w:lang w:val="en-US"/>
+        </w:rPr>
+        <w:t>"</w:t>
+      </w:r>
+      <w:proofErr w:type="gramStart"/>
+      <w:r>
+        <w:rPr>
+          <w:lang w:val="en-US"/>
+        </w:rPr>
+        <w:t xml:space="preserve">|  </w:t>
+      </w:r>
+      <w:proofErr w:type="spellStart"/>
+      <w:r>
+        <w:rPr>
+          <w:lang w:val="en-US"/>
+        </w:rPr>
+        <w:t>P</w:t>
+      </w:r>
+      <w:proofErr w:type="gramEnd"/>
+      <w:r>
+        <w:rPr>
+          <w:lang w:val="en-US"/>
+        </w:rPr>
+        <w:t>%</w:t>
+      </w:r>
+      <w:proofErr w:type="gramStart"/>
+      <w:r>
+        <w:rPr>
+          <w:lang w:val="en-US"/>
+        </w:rPr>
+        <w:t>d</w:t>
+      </w:r>
+      <w:proofErr w:type="spellEnd"/>
+      <w:r>
+        <w:rPr>
+          <w:lang w:val="en-US"/>
+        </w:rPr>
+        <w:t xml:space="preserve">  "</w:t>
+      </w:r>
+      <w:proofErr w:type="gramEnd"/>
+      <w:r>
+        <w:rPr>
+          <w:lang w:val="en-US"/>
+        </w:rPr>
+        <w:t xml:space="preserve">, </w:t>
+      </w:r>
+      <w:proofErr w:type="spellStart"/>
+      <w:r>
+        <w:rPr>
+          <w:lang w:val="en-US"/>
+        </w:rPr>
+        <w:t>gantt_p</w:t>
       </w:r>
       <w:proofErr w:type="spellEnd"/>
       <w:r>
@@ -1828,27 +5038,153 @@
         <w:rPr>
           <w:lang w:val="en-US"/>
         </w:rPr>
-        <w:t>];</w:t>
-      </w:r>
-    </w:p>
-    <w:p>
-      <w:pPr>
-        <w:rPr>
-          <w:lang w:val="en-US"/>
-        </w:rPr>
-      </w:pPr>
-      <w:r>
-        <w:rPr>
-          <w:lang w:val="en-US"/>
-        </w:rPr>
-        <w:t xml:space="preserve">                </w:t>
-      </w:r>
-      <w:proofErr w:type="spellStart"/>
-      <w:r>
-        <w:rPr>
-          <w:lang w:val="en-US"/>
-        </w:rPr>
-        <w:t>userQ</w:t>
+        <w:t>]);</w:t>
+      </w:r>
+    </w:p>
+    <w:p>
+      <w:pPr>
+        <w:rPr>
+          <w:lang w:val="en-US"/>
+        </w:rPr>
+      </w:pPr>
+      <w:r>
+        <w:rPr>
+          <w:lang w:val="en-US"/>
+        </w:rPr>
+        <w:t xml:space="preserve">    }</w:t>
+      </w:r>
+    </w:p>
+    <w:p>
+      <w:pPr>
+        <w:rPr>
+          <w:lang w:val="en-US"/>
+        </w:rPr>
+      </w:pPr>
+      <w:r>
+        <w:rPr>
+          <w:lang w:val="en-US"/>
+        </w:rPr>
+        <w:t xml:space="preserve">    </w:t>
+      </w:r>
+      <w:proofErr w:type="spellStart"/>
+      <w:r>
+        <w:rPr>
+          <w:lang w:val="en-US"/>
+        </w:rPr>
+        <w:t>printf</w:t>
+      </w:r>
+      <w:proofErr w:type="spellEnd"/>
+      <w:r>
+        <w:rPr>
+          <w:lang w:val="en-US"/>
+        </w:rPr>
+        <w:t>("|\n");</w:t>
+      </w:r>
+    </w:p>
+    <w:p>
+      <w:pPr>
+        <w:rPr>
+          <w:lang w:val="en-US"/>
+        </w:rPr>
+      </w:pPr>
+    </w:p>
+    <w:p>
+      <w:pPr>
+        <w:rPr>
+          <w:lang w:val="en-US"/>
+        </w:rPr>
+      </w:pPr>
+      <w:r>
+        <w:rPr>
+          <w:lang w:val="en-US"/>
+        </w:rPr>
+        <w:t xml:space="preserve">    for(</w:t>
+      </w:r>
+      <w:proofErr w:type="spellStart"/>
+      <w:r>
+        <w:rPr>
+          <w:lang w:val="en-US"/>
+        </w:rPr>
+        <w:t>i</w:t>
+      </w:r>
+      <w:proofErr w:type="spellEnd"/>
+      <w:r>
+        <w:rPr>
+          <w:lang w:val="en-US"/>
+        </w:rPr>
+        <w:t>=</w:t>
+      </w:r>
+      <w:proofErr w:type="gramStart"/>
+      <w:r>
+        <w:rPr>
+          <w:lang w:val="en-US"/>
+        </w:rPr>
+        <w:t>0;i</w:t>
+      </w:r>
+      <w:proofErr w:type="gramEnd"/>
+      <w:r>
+        <w:rPr>
+          <w:lang w:val="en-US"/>
+        </w:rPr>
+        <w:t>&lt;=</w:t>
+      </w:r>
+      <w:proofErr w:type="spellStart"/>
+      <w:proofErr w:type="gramStart"/>
+      <w:r>
+        <w:rPr>
+          <w:lang w:val="en-US"/>
+        </w:rPr>
+        <w:t>gindex;i</w:t>
+      </w:r>
+      <w:proofErr w:type="spellEnd"/>
+      <w:proofErr w:type="gramEnd"/>
+      <w:r>
+        <w:rPr>
+          <w:lang w:val="en-US"/>
+        </w:rPr>
+        <w:t>++)</w:t>
+      </w:r>
+    </w:p>
+    <w:p>
+      <w:pPr>
+        <w:rPr>
+          <w:lang w:val="en-US"/>
+        </w:rPr>
+      </w:pPr>
+      <w:r>
+        <w:rPr>
+          <w:lang w:val="en-US"/>
+        </w:rPr>
+        <w:t xml:space="preserve">        </w:t>
+      </w:r>
+      <w:proofErr w:type="spellStart"/>
+      <w:proofErr w:type="gramStart"/>
+      <w:r>
+        <w:rPr>
+          <w:lang w:val="en-US"/>
+        </w:rPr>
+        <w:t>printf</w:t>
+      </w:r>
+      <w:proofErr w:type="spellEnd"/>
+      <w:r>
+        <w:rPr>
+          <w:lang w:val="en-US"/>
+        </w:rPr>
+        <w:t>(</w:t>
+      </w:r>
+      <w:proofErr w:type="gramEnd"/>
+      <w:r>
+        <w:rPr>
+          <w:lang w:val="en-US"/>
+        </w:rPr>
+        <w:t xml:space="preserve">"%-7d", </w:t>
+      </w:r>
+      <w:proofErr w:type="spellStart"/>
+      <w:r>
+        <w:rPr>
+          <w:lang w:val="en-US"/>
+        </w:rPr>
+        <w:t>gantt_t</w:t>
       </w:r>
       <w:proofErr w:type="spellEnd"/>
       <w:r>
@@ -1869,605 +5205,94 @@
         <w:rPr>
           <w:lang w:val="en-US"/>
         </w:rPr>
-        <w:t xml:space="preserve">] = </w:t>
-      </w:r>
-      <w:proofErr w:type="spellStart"/>
-      <w:r>
-        <w:rPr>
-          <w:lang w:val="en-US"/>
-        </w:rPr>
-        <w:t>userQ</w:t>
-      </w:r>
-      <w:proofErr w:type="spellEnd"/>
-      <w:r>
-        <w:rPr>
-          <w:lang w:val="en-US"/>
-        </w:rPr>
-        <w:t>[j];</w:t>
-      </w:r>
-    </w:p>
-    <w:p>
-      <w:pPr>
-        <w:rPr>
-          <w:lang w:val="en-US"/>
-        </w:rPr>
-      </w:pPr>
-      <w:r>
-        <w:rPr>
-          <w:lang w:val="en-US"/>
-        </w:rPr>
-        <w:t xml:space="preserve">                </w:t>
-      </w:r>
-      <w:proofErr w:type="spellStart"/>
-      <w:r>
-        <w:rPr>
-          <w:lang w:val="en-US"/>
-        </w:rPr>
-        <w:t>userQ</w:t>
-      </w:r>
-      <w:proofErr w:type="spellEnd"/>
-      <w:r>
-        <w:rPr>
-          <w:lang w:val="en-US"/>
-        </w:rPr>
-        <w:t>[j] = temp;</w:t>
-      </w:r>
-    </w:p>
-    <w:p>
-      <w:pPr>
-        <w:rPr>
-          <w:lang w:val="en-US"/>
-        </w:rPr>
-      </w:pPr>
-      <w:r>
-        <w:rPr>
-          <w:lang w:val="en-US"/>
-        </w:rPr>
-        <w:t xml:space="preserve">            }</w:t>
-      </w:r>
-    </w:p>
-    <w:p>
-      <w:pPr>
-        <w:rPr>
-          <w:lang w:val="en-US"/>
-        </w:rPr>
-      </w:pPr>
-      <w:r>
-        <w:rPr>
-          <w:lang w:val="en-US"/>
-        </w:rPr>
-        <w:t xml:space="preserve">        }</w:t>
-      </w:r>
-    </w:p>
-    <w:p>
-      <w:pPr>
-        <w:rPr>
-          <w:lang w:val="en-US"/>
-        </w:rPr>
-      </w:pPr>
-      <w:r>
-        <w:rPr>
-          <w:lang w:val="en-US"/>
-        </w:rPr>
-        <w:t xml:space="preserve">    }</w:t>
-      </w:r>
-    </w:p>
-    <w:p>
-      <w:pPr>
-        <w:rPr>
-          <w:lang w:val="en-US"/>
-        </w:rPr>
-      </w:pPr>
-    </w:p>
-    <w:p>
-      <w:pPr>
-        <w:rPr>
-          <w:lang w:val="en-US"/>
-        </w:rPr>
-      </w:pPr>
-      <w:r>
-        <w:rPr>
-          <w:lang w:val="en-US"/>
-        </w:rPr>
-        <w:t xml:space="preserve">    int time = 0;</w:t>
-      </w:r>
-    </w:p>
-    <w:p>
-      <w:pPr>
-        <w:rPr>
-          <w:lang w:val="en-US"/>
-        </w:rPr>
-      </w:pPr>
-    </w:p>
-    <w:p>
-      <w:pPr>
-        <w:rPr>
-          <w:lang w:val="en-US"/>
-        </w:rPr>
-      </w:pPr>
-      <w:r>
-        <w:rPr>
-          <w:lang w:val="en-US"/>
-        </w:rPr>
-        <w:t xml:space="preserve">    for(</w:t>
-      </w:r>
-      <w:proofErr w:type="spellStart"/>
-      <w:r>
-        <w:rPr>
-          <w:lang w:val="en-US"/>
-        </w:rPr>
-        <w:t>i</w:t>
-      </w:r>
-      <w:proofErr w:type="spellEnd"/>
-      <w:r>
-        <w:rPr>
-          <w:lang w:val="en-US"/>
-        </w:rPr>
-        <w:t>=</w:t>
-      </w:r>
-      <w:proofErr w:type="gramStart"/>
-      <w:r>
-        <w:rPr>
-          <w:lang w:val="en-US"/>
-        </w:rPr>
-        <w:t>0;i</w:t>
-      </w:r>
-      <w:proofErr w:type="gramEnd"/>
-      <w:r>
-        <w:rPr>
-          <w:lang w:val="en-US"/>
-        </w:rPr>
-        <w:t>&lt;</w:t>
-      </w:r>
-      <w:proofErr w:type="spellStart"/>
-      <w:proofErr w:type="gramStart"/>
-      <w:r>
-        <w:rPr>
-          <w:lang w:val="en-US"/>
-        </w:rPr>
-        <w:t>sysCount;i</w:t>
-      </w:r>
-      <w:proofErr w:type="spellEnd"/>
-      <w:proofErr w:type="gramEnd"/>
-      <w:r>
-        <w:rPr>
-          <w:lang w:val="en-US"/>
-        </w:rPr>
-        <w:t>++)</w:t>
-      </w:r>
-    </w:p>
-    <w:p>
-      <w:pPr>
-        <w:rPr>
-          <w:lang w:val="en-US"/>
-        </w:rPr>
-      </w:pPr>
-      <w:r>
-        <w:rPr>
-          <w:lang w:val="en-US"/>
-        </w:rPr>
-        <w:t xml:space="preserve">    {</w:t>
-      </w:r>
-    </w:p>
-    <w:p>
-      <w:pPr>
-        <w:rPr>
-          <w:lang w:val="en-US"/>
-        </w:rPr>
-      </w:pPr>
-      <w:r>
-        <w:rPr>
-          <w:lang w:val="en-US"/>
-        </w:rPr>
-        <w:t xml:space="preserve">        int </w:t>
-      </w:r>
-      <w:proofErr w:type="spellStart"/>
-      <w:r>
-        <w:rPr>
-          <w:lang w:val="en-US"/>
-        </w:rPr>
-        <w:t>idx</w:t>
-      </w:r>
-      <w:proofErr w:type="spellEnd"/>
-      <w:r>
-        <w:rPr>
-          <w:lang w:val="en-US"/>
-        </w:rPr>
-        <w:t xml:space="preserve"> = </w:t>
-      </w:r>
-      <w:proofErr w:type="spellStart"/>
-      <w:r>
-        <w:rPr>
-          <w:lang w:val="en-US"/>
-        </w:rPr>
-        <w:t>sysQ</w:t>
-      </w:r>
-      <w:proofErr w:type="spellEnd"/>
-      <w:r>
-        <w:rPr>
-          <w:lang w:val="en-US"/>
-        </w:rPr>
-        <w:t>[</w:t>
-      </w:r>
-      <w:proofErr w:type="spellStart"/>
-      <w:r>
-        <w:rPr>
-          <w:lang w:val="en-US"/>
-        </w:rPr>
-        <w:t>i</w:t>
-      </w:r>
-      <w:proofErr w:type="spellEnd"/>
-      <w:r>
-        <w:rPr>
-          <w:lang w:val="en-US"/>
-        </w:rPr>
-        <w:t>];</w:t>
-      </w:r>
-    </w:p>
-    <w:p>
-      <w:pPr>
-        <w:rPr>
-          <w:lang w:val="en-US"/>
-        </w:rPr>
-      </w:pPr>
-    </w:p>
-    <w:p>
-      <w:pPr>
-        <w:rPr>
-          <w:lang w:val="en-US"/>
-        </w:rPr>
-      </w:pPr>
-      <w:r>
-        <w:rPr>
-          <w:lang w:val="en-US"/>
-        </w:rPr>
-        <w:t xml:space="preserve">        </w:t>
-      </w:r>
-      <w:proofErr w:type="gramStart"/>
-      <w:r>
-        <w:rPr>
-          <w:lang w:val="en-US"/>
-        </w:rPr>
-        <w:t>if(</w:t>
-      </w:r>
-      <w:proofErr w:type="gramEnd"/>
-      <w:r>
-        <w:rPr>
-          <w:lang w:val="en-US"/>
-        </w:rPr>
-        <w:t>time &lt; p[</w:t>
-      </w:r>
-      <w:proofErr w:type="spellStart"/>
-      <w:r>
-        <w:rPr>
-          <w:lang w:val="en-US"/>
-        </w:rPr>
-        <w:t>idx</w:t>
-      </w:r>
-      <w:proofErr w:type="spellEnd"/>
-      <w:r>
-        <w:rPr>
-          <w:lang w:val="en-US"/>
-        </w:rPr>
-        <w:t>].at)</w:t>
-      </w:r>
-    </w:p>
-    <w:p>
-      <w:pPr>
-        <w:rPr>
-          <w:lang w:val="en-US"/>
-        </w:rPr>
-      </w:pPr>
-      <w:r>
-        <w:rPr>
-          <w:lang w:val="en-US"/>
-        </w:rPr>
-        <w:t xml:space="preserve">            time = p[</w:t>
-      </w:r>
-      <w:proofErr w:type="spellStart"/>
-      <w:r>
-        <w:rPr>
-          <w:lang w:val="en-US"/>
-        </w:rPr>
-        <w:t>idx</w:t>
-      </w:r>
-      <w:proofErr w:type="spellEnd"/>
-      <w:r>
-        <w:rPr>
-          <w:lang w:val="en-US"/>
-        </w:rPr>
-        <w:t>].at;</w:t>
-      </w:r>
-    </w:p>
-    <w:p>
-      <w:pPr>
-        <w:rPr>
-          <w:lang w:val="en-US"/>
-        </w:rPr>
-      </w:pPr>
-    </w:p>
-    <w:p>
-      <w:pPr>
-        <w:rPr>
-          <w:lang w:val="en-US"/>
-        </w:rPr>
-      </w:pPr>
-      <w:r>
-        <w:rPr>
-          <w:lang w:val="en-US"/>
-        </w:rPr>
-        <w:t xml:space="preserve">        time += p[</w:t>
-      </w:r>
-      <w:proofErr w:type="spellStart"/>
-      <w:r>
-        <w:rPr>
-          <w:lang w:val="en-US"/>
-        </w:rPr>
-        <w:t>idx</w:t>
-      </w:r>
-      <w:proofErr w:type="spellEnd"/>
-      <w:r>
-        <w:rPr>
-          <w:lang w:val="en-US"/>
-        </w:rPr>
-        <w:t>].</w:t>
-      </w:r>
-      <w:proofErr w:type="spellStart"/>
-      <w:r>
-        <w:rPr>
-          <w:lang w:val="en-US"/>
-        </w:rPr>
-        <w:t>bt</w:t>
-      </w:r>
-      <w:proofErr w:type="spellEnd"/>
-      <w:r>
-        <w:rPr>
-          <w:lang w:val="en-US"/>
-        </w:rPr>
-        <w:t>;</w:t>
-      </w:r>
-    </w:p>
-    <w:p>
-      <w:pPr>
-        <w:rPr>
-          <w:lang w:val="en-US"/>
-        </w:rPr>
-      </w:pPr>
-      <w:r>
-        <w:rPr>
-          <w:lang w:val="en-US"/>
-        </w:rPr>
-        <w:t xml:space="preserve">        p[</w:t>
-      </w:r>
-      <w:proofErr w:type="spellStart"/>
-      <w:r>
-        <w:rPr>
-          <w:lang w:val="en-US"/>
-        </w:rPr>
-        <w:t>idx</w:t>
-      </w:r>
-      <w:proofErr w:type="spellEnd"/>
-      <w:proofErr w:type="gramStart"/>
-      <w:r>
-        <w:rPr>
-          <w:lang w:val="en-US"/>
-        </w:rPr>
-        <w:t>].</w:t>
-      </w:r>
-      <w:proofErr w:type="spellStart"/>
-      <w:r>
-        <w:rPr>
-          <w:lang w:val="en-US"/>
-        </w:rPr>
-        <w:t>ct</w:t>
-      </w:r>
-      <w:proofErr w:type="spellEnd"/>
-      <w:proofErr w:type="gramEnd"/>
-      <w:r>
-        <w:rPr>
-          <w:lang w:val="en-US"/>
-        </w:rPr>
-        <w:t xml:space="preserve"> = time;</w:t>
-      </w:r>
-    </w:p>
-    <w:p>
-      <w:pPr>
-        <w:rPr>
-          <w:lang w:val="en-US"/>
-        </w:rPr>
-      </w:pPr>
-    </w:p>
-    <w:p>
-      <w:pPr>
-        <w:rPr>
-          <w:lang w:val="en-US"/>
-        </w:rPr>
-      </w:pPr>
-      <w:r>
-        <w:rPr>
-          <w:lang w:val="en-US"/>
-        </w:rPr>
-        <w:t xml:space="preserve">        p[</w:t>
-      </w:r>
-      <w:proofErr w:type="spellStart"/>
-      <w:r>
-        <w:rPr>
-          <w:lang w:val="en-US"/>
-        </w:rPr>
-        <w:t>idx</w:t>
-      </w:r>
-      <w:proofErr w:type="spellEnd"/>
-      <w:proofErr w:type="gramStart"/>
-      <w:r>
-        <w:rPr>
-          <w:lang w:val="en-US"/>
-        </w:rPr>
-        <w:t>].tat</w:t>
-      </w:r>
-      <w:proofErr w:type="gramEnd"/>
-      <w:r>
-        <w:rPr>
-          <w:lang w:val="en-US"/>
-        </w:rPr>
-        <w:t xml:space="preserve"> = p[</w:t>
-      </w:r>
-      <w:proofErr w:type="spellStart"/>
-      <w:r>
-        <w:rPr>
-          <w:lang w:val="en-US"/>
-        </w:rPr>
-        <w:t>idx</w:t>
-      </w:r>
-      <w:proofErr w:type="spellEnd"/>
-      <w:proofErr w:type="gramStart"/>
-      <w:r>
-        <w:rPr>
-          <w:lang w:val="en-US"/>
-        </w:rPr>
-        <w:t>].</w:t>
-      </w:r>
-      <w:proofErr w:type="spellStart"/>
-      <w:r>
-        <w:rPr>
-          <w:lang w:val="en-US"/>
-        </w:rPr>
-        <w:t>ct</w:t>
-      </w:r>
-      <w:proofErr w:type="spellEnd"/>
-      <w:proofErr w:type="gramEnd"/>
-      <w:r>
-        <w:rPr>
-          <w:lang w:val="en-US"/>
-        </w:rPr>
-        <w:t xml:space="preserve"> - p[</w:t>
-      </w:r>
-      <w:proofErr w:type="spellStart"/>
-      <w:r>
-        <w:rPr>
-          <w:lang w:val="en-US"/>
-        </w:rPr>
-        <w:t>idx</w:t>
-      </w:r>
-      <w:proofErr w:type="spellEnd"/>
-      <w:r>
-        <w:rPr>
-          <w:lang w:val="en-US"/>
-        </w:rPr>
-        <w:t>].at;</w:t>
-      </w:r>
-    </w:p>
-    <w:p>
-      <w:pPr>
-        <w:rPr>
-          <w:lang w:val="en-US"/>
-        </w:rPr>
-      </w:pPr>
-      <w:r>
-        <w:rPr>
-          <w:lang w:val="en-US"/>
-        </w:rPr>
-        <w:t xml:space="preserve">        p[</w:t>
-      </w:r>
-      <w:proofErr w:type="spellStart"/>
-      <w:r>
-        <w:rPr>
-          <w:lang w:val="en-US"/>
-        </w:rPr>
-        <w:t>idx</w:t>
-      </w:r>
-      <w:proofErr w:type="spellEnd"/>
-      <w:proofErr w:type="gramStart"/>
-      <w:r>
-        <w:rPr>
-          <w:lang w:val="en-US"/>
-        </w:rPr>
-        <w:t>].</w:t>
-      </w:r>
-      <w:proofErr w:type="spellStart"/>
-      <w:r>
-        <w:rPr>
-          <w:lang w:val="en-US"/>
-        </w:rPr>
-        <w:t>wt</w:t>
-      </w:r>
-      <w:proofErr w:type="spellEnd"/>
-      <w:proofErr w:type="gramEnd"/>
-      <w:r>
-        <w:rPr>
-          <w:lang w:val="en-US"/>
-        </w:rPr>
-        <w:t xml:space="preserve"> = p[</w:t>
-      </w:r>
-      <w:proofErr w:type="spellStart"/>
-      <w:r>
-        <w:rPr>
-          <w:lang w:val="en-US"/>
-        </w:rPr>
-        <w:t>idx</w:t>
-      </w:r>
-      <w:proofErr w:type="spellEnd"/>
-      <w:proofErr w:type="gramStart"/>
-      <w:r>
-        <w:rPr>
-          <w:lang w:val="en-US"/>
-        </w:rPr>
-        <w:t>].tat</w:t>
-      </w:r>
-      <w:proofErr w:type="gramEnd"/>
-      <w:r>
-        <w:rPr>
-          <w:lang w:val="en-US"/>
-        </w:rPr>
-        <w:t xml:space="preserve"> - p[</w:t>
-      </w:r>
-      <w:proofErr w:type="spellStart"/>
-      <w:r>
-        <w:rPr>
-          <w:lang w:val="en-US"/>
-        </w:rPr>
-        <w:t>idx</w:t>
-      </w:r>
-      <w:proofErr w:type="spellEnd"/>
-      <w:r>
-        <w:rPr>
-          <w:lang w:val="en-US"/>
-        </w:rPr>
-        <w:t>].</w:t>
-      </w:r>
-      <w:proofErr w:type="spellStart"/>
-      <w:r>
-        <w:rPr>
-          <w:lang w:val="en-US"/>
-        </w:rPr>
-        <w:t>bt</w:t>
-      </w:r>
-      <w:proofErr w:type="spellEnd"/>
-      <w:r>
-        <w:rPr>
-          <w:lang w:val="en-US"/>
-        </w:rPr>
-        <w:t>;</w:t>
-      </w:r>
-    </w:p>
-    <w:p>
-      <w:pPr>
-        <w:rPr>
-          <w:lang w:val="en-US"/>
-        </w:rPr>
-      </w:pPr>
-      <w:r>
-        <w:rPr>
-          <w:lang w:val="en-US"/>
-        </w:rPr>
-        <w:t xml:space="preserve">    }</w:t>
-      </w:r>
-    </w:p>
-    <w:p>
-      <w:pPr>
-        <w:rPr>
-          <w:lang w:val="en-US"/>
-        </w:rPr>
-      </w:pPr>
+        <w:t>]);</w:t>
+      </w:r>
+    </w:p>
+    <w:p>
+      <w:pPr>
+        <w:rPr>
+          <w:lang w:val="en-US"/>
+        </w:rPr>
+      </w:pPr>
+    </w:p>
+    <w:p>
+      <w:pPr>
+        <w:rPr>
+          <w:lang w:val="en-US"/>
+        </w:rPr>
+      </w:pPr>
+      <w:r>
+        <w:rPr>
+          <w:lang w:val="en-US"/>
+        </w:rPr>
+        <w:t xml:space="preserve">    </w:t>
+      </w:r>
+      <w:proofErr w:type="spellStart"/>
+      <w:r>
+        <w:rPr>
+          <w:lang w:val="en-US"/>
+        </w:rPr>
+        <w:t>printf</w:t>
+      </w:r>
+      <w:proofErr w:type="spellEnd"/>
+      <w:r>
+        <w:rPr>
+          <w:lang w:val="en-US"/>
+        </w:rPr>
+        <w:t>("\n");</w:t>
+      </w:r>
+    </w:p>
+    <w:p>
+      <w:pPr>
+        <w:rPr>
+          <w:lang w:val="en-US"/>
+        </w:rPr>
+      </w:pPr>
+      <w:r>
+        <w:rPr>
+          <w:lang w:val="en-US"/>
+        </w:rPr>
+        <w:t xml:space="preserve"> </w:t>
+      </w:r>
+    </w:p>
+    <w:p>
+      <w:pPr>
+        <w:rPr>
+          <w:lang w:val="en-US"/>
+        </w:rPr>
+      </w:pPr>
+      <w:r>
+        <w:rPr>
+          <w:lang w:val="en-US"/>
+        </w:rPr>
+        <w:t xml:space="preserve">    return 0;</w:t>
+      </w:r>
+    </w:p>
+    <w:p>
+      <w:pPr>
+        <w:rPr>
+          <w:lang w:val="en-US"/>
+        </w:rPr>
+      </w:pPr>
+      <w:r>
+        <w:rPr>
+          <w:lang w:val="en-US"/>
+        </w:rPr>
+        <w:t>}</w:t>
+      </w:r>
+    </w:p>
+    <w:p>
+      <w:pPr>
+        <w:rPr>
+          <w:lang w:val="en-US"/>
+        </w:rPr>
+      </w:pPr>
+      <w:r>
+        <w:rPr>
+          <w:lang w:val="en-US"/>
+        </w:rPr>
+        <w:t>Output:</w:t>
+      </w:r>
     </w:p>
     <w:p>
       <w:pPr>
@@ -2480,1156 +5305,11 @@
           <w:lang w:val="en-US"/>
         </w:rPr>
         <w:lastRenderedPageBreak/>
-        <w:t xml:space="preserve">    for(</w:t>
-      </w:r>
-      <w:proofErr w:type="spellStart"/>
-      <w:r>
-        <w:rPr>
-          <w:lang w:val="en-US"/>
-        </w:rPr>
-        <w:t>i</w:t>
-      </w:r>
-      <w:proofErr w:type="spellEnd"/>
-      <w:r>
-        <w:rPr>
-          <w:lang w:val="en-US"/>
-        </w:rPr>
-        <w:t>=</w:t>
-      </w:r>
-      <w:proofErr w:type="gramStart"/>
-      <w:r>
-        <w:rPr>
-          <w:lang w:val="en-US"/>
-        </w:rPr>
-        <w:t>0;i</w:t>
-      </w:r>
-      <w:proofErr w:type="gramEnd"/>
-      <w:r>
-        <w:rPr>
-          <w:lang w:val="en-US"/>
-        </w:rPr>
-        <w:t>&lt;</w:t>
-      </w:r>
-      <w:proofErr w:type="spellStart"/>
-      <w:proofErr w:type="gramStart"/>
-      <w:r>
-        <w:rPr>
-          <w:lang w:val="en-US"/>
-        </w:rPr>
-        <w:t>userCount;i</w:t>
-      </w:r>
-      <w:proofErr w:type="spellEnd"/>
-      <w:proofErr w:type="gramEnd"/>
-      <w:r>
-        <w:rPr>
-          <w:lang w:val="en-US"/>
-        </w:rPr>
-        <w:t>++)</w:t>
-      </w:r>
-    </w:p>
-    <w:p>
-      <w:pPr>
-        <w:rPr>
-          <w:lang w:val="en-US"/>
-        </w:rPr>
-      </w:pPr>
-      <w:r>
-        <w:rPr>
-          <w:lang w:val="en-US"/>
-        </w:rPr>
-        <w:t xml:space="preserve">    {</w:t>
-      </w:r>
-    </w:p>
-    <w:p>
-      <w:pPr>
-        <w:rPr>
-          <w:lang w:val="en-US"/>
-        </w:rPr>
-      </w:pPr>
-      <w:r>
-        <w:rPr>
-          <w:lang w:val="en-US"/>
-        </w:rPr>
-        <w:t xml:space="preserve">        int </w:t>
-      </w:r>
-      <w:proofErr w:type="spellStart"/>
-      <w:r>
-        <w:rPr>
-          <w:lang w:val="en-US"/>
-        </w:rPr>
-        <w:t>idx</w:t>
-      </w:r>
-      <w:proofErr w:type="spellEnd"/>
-      <w:r>
-        <w:rPr>
-          <w:lang w:val="en-US"/>
-        </w:rPr>
-        <w:t xml:space="preserve"> = </w:t>
-      </w:r>
-      <w:proofErr w:type="spellStart"/>
-      <w:r>
-        <w:rPr>
-          <w:lang w:val="en-US"/>
-        </w:rPr>
-        <w:t>userQ</w:t>
-      </w:r>
-      <w:proofErr w:type="spellEnd"/>
-      <w:r>
-        <w:rPr>
-          <w:lang w:val="en-US"/>
-        </w:rPr>
-        <w:t>[</w:t>
-      </w:r>
-      <w:proofErr w:type="spellStart"/>
-      <w:r>
-        <w:rPr>
-          <w:lang w:val="en-US"/>
-        </w:rPr>
-        <w:t>i</w:t>
-      </w:r>
-      <w:proofErr w:type="spellEnd"/>
-      <w:r>
-        <w:rPr>
-          <w:lang w:val="en-US"/>
-        </w:rPr>
-        <w:t>];</w:t>
-      </w:r>
-    </w:p>
-    <w:p>
-      <w:pPr>
-        <w:rPr>
-          <w:lang w:val="en-US"/>
-        </w:rPr>
-      </w:pPr>
-    </w:p>
-    <w:p>
-      <w:pPr>
-        <w:rPr>
-          <w:lang w:val="en-US"/>
-        </w:rPr>
-      </w:pPr>
-      <w:r>
-        <w:rPr>
-          <w:lang w:val="en-US"/>
-        </w:rPr>
-        <w:t xml:space="preserve">        </w:t>
-      </w:r>
-      <w:proofErr w:type="gramStart"/>
-      <w:r>
-        <w:rPr>
-          <w:lang w:val="en-US"/>
-        </w:rPr>
-        <w:t>if(</w:t>
-      </w:r>
-      <w:proofErr w:type="gramEnd"/>
-      <w:r>
-        <w:rPr>
-          <w:lang w:val="en-US"/>
-        </w:rPr>
-        <w:t>time &lt; p[</w:t>
-      </w:r>
-      <w:proofErr w:type="spellStart"/>
-      <w:r>
-        <w:rPr>
-          <w:lang w:val="en-US"/>
-        </w:rPr>
-        <w:t>idx</w:t>
-      </w:r>
-      <w:proofErr w:type="spellEnd"/>
-      <w:r>
-        <w:rPr>
-          <w:lang w:val="en-US"/>
-        </w:rPr>
-        <w:t>].at)</w:t>
-      </w:r>
-    </w:p>
-    <w:p>
-      <w:pPr>
-        <w:rPr>
-          <w:lang w:val="en-US"/>
-        </w:rPr>
-      </w:pPr>
-      <w:r>
-        <w:rPr>
-          <w:lang w:val="en-US"/>
-        </w:rPr>
-        <w:t xml:space="preserve">            time = p[</w:t>
-      </w:r>
-      <w:proofErr w:type="spellStart"/>
-      <w:r>
-        <w:rPr>
-          <w:lang w:val="en-US"/>
-        </w:rPr>
-        <w:t>idx</w:t>
-      </w:r>
-      <w:proofErr w:type="spellEnd"/>
-      <w:r>
-        <w:rPr>
-          <w:lang w:val="en-US"/>
-        </w:rPr>
-        <w:t>].at;</w:t>
-      </w:r>
-    </w:p>
-    <w:p>
-      <w:pPr>
-        <w:rPr>
-          <w:lang w:val="en-US"/>
-        </w:rPr>
-      </w:pPr>
-    </w:p>
-    <w:p>
-      <w:pPr>
-        <w:rPr>
-          <w:lang w:val="en-US"/>
-        </w:rPr>
-      </w:pPr>
-      <w:r>
-        <w:rPr>
-          <w:lang w:val="en-US"/>
-        </w:rPr>
-        <w:t xml:space="preserve">        time += p[</w:t>
-      </w:r>
-      <w:proofErr w:type="spellStart"/>
-      <w:r>
-        <w:rPr>
-          <w:lang w:val="en-US"/>
-        </w:rPr>
-        <w:t>idx</w:t>
-      </w:r>
-      <w:proofErr w:type="spellEnd"/>
-      <w:r>
-        <w:rPr>
-          <w:lang w:val="en-US"/>
-        </w:rPr>
-        <w:t>].</w:t>
-      </w:r>
-      <w:proofErr w:type="spellStart"/>
-      <w:r>
-        <w:rPr>
-          <w:lang w:val="en-US"/>
-        </w:rPr>
-        <w:t>bt</w:t>
-      </w:r>
-      <w:proofErr w:type="spellEnd"/>
-      <w:r>
-        <w:rPr>
-          <w:lang w:val="en-US"/>
-        </w:rPr>
-        <w:t>;</w:t>
-      </w:r>
-    </w:p>
-    <w:p>
-      <w:pPr>
-        <w:rPr>
-          <w:lang w:val="en-US"/>
-        </w:rPr>
-      </w:pPr>
-      <w:r>
-        <w:rPr>
-          <w:lang w:val="en-US"/>
-        </w:rPr>
-        <w:t xml:space="preserve">        p[</w:t>
-      </w:r>
-      <w:proofErr w:type="spellStart"/>
-      <w:r>
-        <w:rPr>
-          <w:lang w:val="en-US"/>
-        </w:rPr>
-        <w:t>idx</w:t>
-      </w:r>
-      <w:proofErr w:type="spellEnd"/>
-      <w:proofErr w:type="gramStart"/>
-      <w:r>
-        <w:rPr>
-          <w:lang w:val="en-US"/>
-        </w:rPr>
-        <w:t>].</w:t>
-      </w:r>
-      <w:proofErr w:type="spellStart"/>
-      <w:r>
-        <w:rPr>
-          <w:lang w:val="en-US"/>
-        </w:rPr>
-        <w:t>ct</w:t>
-      </w:r>
-      <w:proofErr w:type="spellEnd"/>
-      <w:proofErr w:type="gramEnd"/>
-      <w:r>
-        <w:rPr>
-          <w:lang w:val="en-US"/>
-        </w:rPr>
-        <w:t xml:space="preserve"> = time;</w:t>
-      </w:r>
-    </w:p>
-    <w:p>
-      <w:pPr>
-        <w:rPr>
-          <w:lang w:val="en-US"/>
-        </w:rPr>
-      </w:pPr>
-    </w:p>
-    <w:p>
-      <w:pPr>
-        <w:rPr>
-          <w:lang w:val="en-US"/>
-        </w:rPr>
-      </w:pPr>
-      <w:r>
-        <w:rPr>
-          <w:lang w:val="en-US"/>
-        </w:rPr>
-        <w:t xml:space="preserve">        p[</w:t>
-      </w:r>
-      <w:proofErr w:type="spellStart"/>
-      <w:r>
-        <w:rPr>
-          <w:lang w:val="en-US"/>
-        </w:rPr>
-        <w:t>idx</w:t>
-      </w:r>
-      <w:proofErr w:type="spellEnd"/>
-      <w:proofErr w:type="gramStart"/>
-      <w:r>
-        <w:rPr>
-          <w:lang w:val="en-US"/>
-        </w:rPr>
-        <w:t>].tat</w:t>
-      </w:r>
-      <w:proofErr w:type="gramEnd"/>
-      <w:r>
-        <w:rPr>
-          <w:lang w:val="en-US"/>
-        </w:rPr>
-        <w:t xml:space="preserve"> = p[</w:t>
-      </w:r>
-      <w:proofErr w:type="spellStart"/>
-      <w:r>
-        <w:rPr>
-          <w:lang w:val="en-US"/>
-        </w:rPr>
-        <w:t>idx</w:t>
-      </w:r>
-      <w:proofErr w:type="spellEnd"/>
-      <w:proofErr w:type="gramStart"/>
-      <w:r>
-        <w:rPr>
-          <w:lang w:val="en-US"/>
-        </w:rPr>
-        <w:t>].</w:t>
-      </w:r>
-      <w:proofErr w:type="spellStart"/>
-      <w:r>
-        <w:rPr>
-          <w:lang w:val="en-US"/>
-        </w:rPr>
-        <w:t>ct</w:t>
-      </w:r>
-      <w:proofErr w:type="spellEnd"/>
-      <w:proofErr w:type="gramEnd"/>
-      <w:r>
-        <w:rPr>
-          <w:lang w:val="en-US"/>
-        </w:rPr>
-        <w:t xml:space="preserve"> - p[</w:t>
-      </w:r>
-      <w:proofErr w:type="spellStart"/>
-      <w:r>
-        <w:rPr>
-          <w:lang w:val="en-US"/>
-        </w:rPr>
-        <w:t>idx</w:t>
-      </w:r>
-      <w:proofErr w:type="spellEnd"/>
-      <w:r>
-        <w:rPr>
-          <w:lang w:val="en-US"/>
-        </w:rPr>
-        <w:t>].at;</w:t>
-      </w:r>
-    </w:p>
-    <w:p>
-      <w:pPr>
-        <w:rPr>
-          <w:lang w:val="en-US"/>
-        </w:rPr>
-      </w:pPr>
-      <w:r>
-        <w:rPr>
-          <w:lang w:val="en-US"/>
-        </w:rPr>
-        <w:t xml:space="preserve">        p[</w:t>
-      </w:r>
-      <w:proofErr w:type="spellStart"/>
-      <w:r>
-        <w:rPr>
-          <w:lang w:val="en-US"/>
-        </w:rPr>
-        <w:t>idx</w:t>
-      </w:r>
-      <w:proofErr w:type="spellEnd"/>
-      <w:proofErr w:type="gramStart"/>
-      <w:r>
-        <w:rPr>
-          <w:lang w:val="en-US"/>
-        </w:rPr>
-        <w:t>].</w:t>
-      </w:r>
-      <w:proofErr w:type="spellStart"/>
-      <w:r>
-        <w:rPr>
-          <w:lang w:val="en-US"/>
-        </w:rPr>
-        <w:t>wt</w:t>
-      </w:r>
-      <w:proofErr w:type="spellEnd"/>
-      <w:proofErr w:type="gramEnd"/>
-      <w:r>
-        <w:rPr>
-          <w:lang w:val="en-US"/>
-        </w:rPr>
-        <w:t xml:space="preserve"> = p[</w:t>
-      </w:r>
-      <w:proofErr w:type="spellStart"/>
-      <w:r>
-        <w:rPr>
-          <w:lang w:val="en-US"/>
-        </w:rPr>
-        <w:t>idx</w:t>
-      </w:r>
-      <w:proofErr w:type="spellEnd"/>
-      <w:proofErr w:type="gramStart"/>
-      <w:r>
-        <w:rPr>
-          <w:lang w:val="en-US"/>
-        </w:rPr>
-        <w:t>].tat</w:t>
-      </w:r>
-      <w:proofErr w:type="gramEnd"/>
-      <w:r>
-        <w:rPr>
-          <w:lang w:val="en-US"/>
-        </w:rPr>
-        <w:t xml:space="preserve"> - p[</w:t>
-      </w:r>
-      <w:proofErr w:type="spellStart"/>
-      <w:r>
-        <w:rPr>
-          <w:lang w:val="en-US"/>
-        </w:rPr>
-        <w:t>idx</w:t>
-      </w:r>
-      <w:proofErr w:type="spellEnd"/>
-      <w:r>
-        <w:rPr>
-          <w:lang w:val="en-US"/>
-        </w:rPr>
-        <w:t>].</w:t>
-      </w:r>
-      <w:proofErr w:type="spellStart"/>
-      <w:r>
-        <w:rPr>
-          <w:lang w:val="en-US"/>
-        </w:rPr>
-        <w:t>bt</w:t>
-      </w:r>
-      <w:proofErr w:type="spellEnd"/>
-      <w:r>
-        <w:rPr>
-          <w:lang w:val="en-US"/>
-        </w:rPr>
-        <w:t>;</w:t>
-      </w:r>
-    </w:p>
-    <w:p>
-      <w:pPr>
-        <w:rPr>
-          <w:lang w:val="en-US"/>
-        </w:rPr>
-      </w:pPr>
-      <w:r>
-        <w:rPr>
-          <w:lang w:val="en-US"/>
-        </w:rPr>
-        <w:t xml:space="preserve">    }</w:t>
-      </w:r>
-    </w:p>
-    <w:p>
-      <w:pPr>
-        <w:rPr>
-          <w:lang w:val="en-US"/>
-        </w:rPr>
-      </w:pPr>
-    </w:p>
-    <w:p>
-      <w:pPr>
-        <w:rPr>
-          <w:lang w:val="en-US"/>
-        </w:rPr>
-      </w:pPr>
-      <w:r>
-        <w:rPr>
-          <w:lang w:val="en-US"/>
-        </w:rPr>
-        <w:t xml:space="preserve">    </w:t>
-      </w:r>
-      <w:proofErr w:type="spellStart"/>
-      <w:r>
-        <w:rPr>
-          <w:lang w:val="en-US"/>
-        </w:rPr>
-        <w:t>printf</w:t>
-      </w:r>
-      <w:proofErr w:type="spellEnd"/>
-      <w:r>
-        <w:rPr>
-          <w:lang w:val="en-US"/>
-        </w:rPr>
-        <w:t>("\</w:t>
-      </w:r>
-      <w:proofErr w:type="spellStart"/>
-      <w:r>
-        <w:rPr>
-          <w:lang w:val="en-US"/>
-        </w:rPr>
-        <w:t>nPID</w:t>
-      </w:r>
-      <w:proofErr w:type="spellEnd"/>
-      <w:r>
-        <w:rPr>
-          <w:lang w:val="en-US"/>
-        </w:rPr>
-        <w:t>\</w:t>
-      </w:r>
-      <w:proofErr w:type="spellStart"/>
-      <w:r>
-        <w:rPr>
-          <w:lang w:val="en-US"/>
-        </w:rPr>
-        <w:t>tAT</w:t>
-      </w:r>
-      <w:proofErr w:type="spellEnd"/>
-      <w:r>
-        <w:rPr>
-          <w:lang w:val="en-US"/>
-        </w:rPr>
-        <w:t>\</w:t>
-      </w:r>
-      <w:proofErr w:type="spellStart"/>
-      <w:r>
-        <w:rPr>
-          <w:lang w:val="en-US"/>
-        </w:rPr>
-        <w:t>tBT</w:t>
-      </w:r>
-      <w:proofErr w:type="spellEnd"/>
-      <w:r>
-        <w:rPr>
-          <w:lang w:val="en-US"/>
-        </w:rPr>
-        <w:t>\</w:t>
-      </w:r>
-      <w:proofErr w:type="spellStart"/>
-      <w:r>
-        <w:rPr>
-          <w:lang w:val="en-US"/>
-        </w:rPr>
-        <w:t>tTYPE</w:t>
-      </w:r>
-      <w:proofErr w:type="spellEnd"/>
-      <w:r>
-        <w:rPr>
-          <w:lang w:val="en-US"/>
-        </w:rPr>
-        <w:t>\</w:t>
-      </w:r>
-      <w:proofErr w:type="spellStart"/>
-      <w:r>
-        <w:rPr>
-          <w:lang w:val="en-US"/>
-        </w:rPr>
-        <w:t>tCT</w:t>
-      </w:r>
-      <w:proofErr w:type="spellEnd"/>
-      <w:r>
-        <w:rPr>
-          <w:lang w:val="en-US"/>
-        </w:rPr>
-        <w:t>\</w:t>
-      </w:r>
-      <w:proofErr w:type="spellStart"/>
-      <w:r>
-        <w:rPr>
-          <w:lang w:val="en-US"/>
-        </w:rPr>
-        <w:t>tTAT</w:t>
-      </w:r>
-      <w:proofErr w:type="spellEnd"/>
-      <w:r>
-        <w:rPr>
-          <w:lang w:val="en-US"/>
-        </w:rPr>
-        <w:t>\</w:t>
-      </w:r>
-      <w:proofErr w:type="spellStart"/>
-      <w:r>
-        <w:rPr>
-          <w:lang w:val="en-US"/>
-        </w:rPr>
-        <w:t>tWT</w:t>
-      </w:r>
-      <w:proofErr w:type="spellEnd"/>
-      <w:r>
-        <w:rPr>
-          <w:lang w:val="en-US"/>
-        </w:rPr>
-        <w:t>\n");</w:t>
-      </w:r>
-    </w:p>
-    <w:p>
-      <w:pPr>
-        <w:rPr>
-          <w:lang w:val="en-US"/>
-        </w:rPr>
-      </w:pPr>
-    </w:p>
-    <w:p>
-      <w:pPr>
-        <w:rPr>
-          <w:lang w:val="en-US"/>
-        </w:rPr>
-      </w:pPr>
-      <w:r>
-        <w:rPr>
-          <w:lang w:val="en-US"/>
-        </w:rPr>
-        <w:t xml:space="preserve">    for(</w:t>
-      </w:r>
-      <w:proofErr w:type="spellStart"/>
-      <w:r>
-        <w:rPr>
-          <w:lang w:val="en-US"/>
-        </w:rPr>
-        <w:t>i</w:t>
-      </w:r>
-      <w:proofErr w:type="spellEnd"/>
-      <w:r>
-        <w:rPr>
-          <w:lang w:val="en-US"/>
-        </w:rPr>
-        <w:t>=</w:t>
-      </w:r>
-      <w:proofErr w:type="gramStart"/>
-      <w:r>
-        <w:rPr>
-          <w:lang w:val="en-US"/>
-        </w:rPr>
-        <w:t>0;i</w:t>
-      </w:r>
-      <w:proofErr w:type="gramEnd"/>
-      <w:r>
-        <w:rPr>
-          <w:lang w:val="en-US"/>
-        </w:rPr>
-        <w:t>&lt;</w:t>
-      </w:r>
-      <w:proofErr w:type="spellStart"/>
-      <w:proofErr w:type="gramStart"/>
-      <w:r>
-        <w:rPr>
-          <w:lang w:val="en-US"/>
-        </w:rPr>
-        <w:t>n;i</w:t>
-      </w:r>
-      <w:proofErr w:type="spellEnd"/>
-      <w:proofErr w:type="gramEnd"/>
-      <w:r>
-        <w:rPr>
-          <w:lang w:val="en-US"/>
-        </w:rPr>
-        <w:t>++)</w:t>
-      </w:r>
-    </w:p>
-    <w:p>
-      <w:pPr>
-        <w:rPr>
-          <w:lang w:val="en-US"/>
-        </w:rPr>
-      </w:pPr>
-      <w:r>
-        <w:rPr>
-          <w:lang w:val="en-US"/>
-        </w:rPr>
-        <w:t xml:space="preserve">    {</w:t>
-      </w:r>
-    </w:p>
-    <w:p>
-      <w:pPr>
-        <w:rPr>
-          <w:lang w:val="en-US"/>
-        </w:rPr>
-      </w:pPr>
-      <w:r>
-        <w:rPr>
-          <w:lang w:val="en-US"/>
-        </w:rPr>
-        <w:t xml:space="preserve">        </w:t>
-      </w:r>
-      <w:proofErr w:type="spellStart"/>
-      <w:proofErr w:type="gramStart"/>
-      <w:r>
-        <w:rPr>
-          <w:lang w:val="en-US"/>
-        </w:rPr>
-        <w:t>printf</w:t>
-      </w:r>
-      <w:proofErr w:type="spellEnd"/>
-      <w:r>
-        <w:rPr>
-          <w:lang w:val="en-US"/>
-        </w:rPr>
-        <w:t>(</w:t>
-      </w:r>
-      <w:proofErr w:type="gramEnd"/>
-      <w:r>
-        <w:rPr>
-          <w:lang w:val="en-US"/>
-        </w:rPr>
-        <w:t>"%d\</w:t>
-      </w:r>
-      <w:proofErr w:type="spellStart"/>
-      <w:r>
-        <w:rPr>
-          <w:lang w:val="en-US"/>
-        </w:rPr>
-        <w:t>t%d</w:t>
-      </w:r>
-      <w:proofErr w:type="spellEnd"/>
-      <w:r>
-        <w:rPr>
-          <w:lang w:val="en-US"/>
-        </w:rPr>
-        <w:t>\</w:t>
-      </w:r>
-      <w:proofErr w:type="spellStart"/>
-      <w:r>
-        <w:rPr>
-          <w:lang w:val="en-US"/>
-        </w:rPr>
-        <w:t>t%d</w:t>
-      </w:r>
-      <w:proofErr w:type="spellEnd"/>
-      <w:r>
-        <w:rPr>
-          <w:lang w:val="en-US"/>
-        </w:rPr>
-        <w:t>\</w:t>
-      </w:r>
-      <w:proofErr w:type="spellStart"/>
-      <w:r>
-        <w:rPr>
-          <w:lang w:val="en-US"/>
-        </w:rPr>
-        <w:t>t%d</w:t>
-      </w:r>
-      <w:proofErr w:type="spellEnd"/>
-      <w:r>
-        <w:rPr>
-          <w:lang w:val="en-US"/>
-        </w:rPr>
-        <w:t>\</w:t>
-      </w:r>
-      <w:proofErr w:type="spellStart"/>
-      <w:r>
-        <w:rPr>
-          <w:lang w:val="en-US"/>
-        </w:rPr>
-        <w:t>t%d</w:t>
-      </w:r>
-      <w:proofErr w:type="spellEnd"/>
-      <w:r>
-        <w:rPr>
-          <w:lang w:val="en-US"/>
-        </w:rPr>
-        <w:t>\</w:t>
-      </w:r>
-      <w:proofErr w:type="spellStart"/>
-      <w:r>
-        <w:rPr>
-          <w:lang w:val="en-US"/>
-        </w:rPr>
-        <w:t>t%d</w:t>
-      </w:r>
-      <w:proofErr w:type="spellEnd"/>
-      <w:r>
-        <w:rPr>
-          <w:lang w:val="en-US"/>
-        </w:rPr>
-        <w:t>\</w:t>
-      </w:r>
-      <w:proofErr w:type="spellStart"/>
-      <w:r>
-        <w:rPr>
-          <w:lang w:val="en-US"/>
-        </w:rPr>
-        <w:t>t%d</w:t>
-      </w:r>
-      <w:proofErr w:type="spellEnd"/>
-      <w:r>
-        <w:rPr>
-          <w:lang w:val="en-US"/>
-        </w:rPr>
-        <w:t>\n",</w:t>
-      </w:r>
-    </w:p>
-    <w:p>
-      <w:pPr>
-        <w:rPr>
-          <w:lang w:val="en-US"/>
-        </w:rPr>
-      </w:pPr>
-      <w:r>
-        <w:rPr>
-          <w:lang w:val="en-US"/>
-        </w:rPr>
-        <w:t xml:space="preserve">        p[</w:t>
-      </w:r>
-      <w:proofErr w:type="spellStart"/>
-      <w:r>
-        <w:rPr>
-          <w:lang w:val="en-US"/>
-        </w:rPr>
-        <w:t>i</w:t>
-      </w:r>
-      <w:proofErr w:type="spellEnd"/>
-      <w:proofErr w:type="gramStart"/>
-      <w:r>
-        <w:rPr>
-          <w:lang w:val="en-US"/>
-        </w:rPr>
-        <w:t>].</w:t>
-      </w:r>
-      <w:proofErr w:type="spellStart"/>
-      <w:r>
-        <w:rPr>
-          <w:lang w:val="en-US"/>
-        </w:rPr>
-        <w:t>pid</w:t>
-      </w:r>
-      <w:proofErr w:type="spellEnd"/>
-      <w:proofErr w:type="gramEnd"/>
-      <w:r>
-        <w:rPr>
-          <w:lang w:val="en-US"/>
-        </w:rPr>
-        <w:t>,</w:t>
-      </w:r>
-    </w:p>
-    <w:p>
-      <w:pPr>
-        <w:rPr>
-          <w:lang w:val="en-US"/>
-        </w:rPr>
-      </w:pPr>
-      <w:r>
-        <w:rPr>
-          <w:lang w:val="en-US"/>
-        </w:rPr>
-        <w:t xml:space="preserve">        p[</w:t>
-      </w:r>
-      <w:proofErr w:type="spellStart"/>
-      <w:r>
-        <w:rPr>
-          <w:lang w:val="en-US"/>
-        </w:rPr>
-        <w:t>i</w:t>
-      </w:r>
-      <w:proofErr w:type="spellEnd"/>
-      <w:r>
-        <w:rPr>
-          <w:lang w:val="en-US"/>
-        </w:rPr>
-        <w:t>].at,</w:t>
-      </w:r>
-    </w:p>
-    <w:p>
-      <w:pPr>
-        <w:rPr>
-          <w:lang w:val="en-US"/>
-        </w:rPr>
-      </w:pPr>
-      <w:r>
-        <w:rPr>
-          <w:lang w:val="en-US"/>
-        </w:rPr>
-        <w:t xml:space="preserve">        p[</w:t>
-      </w:r>
-      <w:proofErr w:type="spellStart"/>
-      <w:r>
-        <w:rPr>
-          <w:lang w:val="en-US"/>
-        </w:rPr>
-        <w:t>i</w:t>
-      </w:r>
-      <w:proofErr w:type="spellEnd"/>
-      <w:r>
-        <w:rPr>
-          <w:lang w:val="en-US"/>
-        </w:rPr>
-        <w:t>].</w:t>
-      </w:r>
-      <w:proofErr w:type="spellStart"/>
-      <w:r>
-        <w:rPr>
-          <w:lang w:val="en-US"/>
-        </w:rPr>
-        <w:t>bt</w:t>
-      </w:r>
-      <w:proofErr w:type="spellEnd"/>
-      <w:r>
-        <w:rPr>
-          <w:lang w:val="en-US"/>
-        </w:rPr>
-        <w:t>,</w:t>
-      </w:r>
-    </w:p>
-    <w:p>
-      <w:pPr>
-        <w:rPr>
-          <w:lang w:val="en-US"/>
-        </w:rPr>
-      </w:pPr>
-      <w:r>
-        <w:rPr>
-          <w:lang w:val="en-US"/>
-        </w:rPr>
-        <w:t xml:space="preserve">        p[</w:t>
-      </w:r>
-      <w:proofErr w:type="spellStart"/>
-      <w:r>
-        <w:rPr>
-          <w:lang w:val="en-US"/>
-        </w:rPr>
-        <w:t>i</w:t>
-      </w:r>
-      <w:proofErr w:type="spellEnd"/>
-      <w:proofErr w:type="gramStart"/>
-      <w:r>
-        <w:rPr>
-          <w:lang w:val="en-US"/>
-        </w:rPr>
-        <w:t>].type</w:t>
-      </w:r>
-      <w:proofErr w:type="gramEnd"/>
-      <w:r>
-        <w:rPr>
-          <w:lang w:val="en-US"/>
-        </w:rPr>
-        <w:t>,</w:t>
-      </w:r>
-    </w:p>
-    <w:p>
-      <w:pPr>
-        <w:rPr>
-          <w:lang w:val="en-US"/>
-        </w:rPr>
-      </w:pPr>
-      <w:r>
-        <w:rPr>
-          <w:lang w:val="en-US"/>
-        </w:rPr>
-        <w:t xml:space="preserve">        p[</w:t>
-      </w:r>
-      <w:proofErr w:type="spellStart"/>
-      <w:r>
-        <w:rPr>
-          <w:lang w:val="en-US"/>
-        </w:rPr>
-        <w:t>i</w:t>
-      </w:r>
-      <w:proofErr w:type="spellEnd"/>
-      <w:proofErr w:type="gramStart"/>
-      <w:r>
-        <w:rPr>
-          <w:lang w:val="en-US"/>
-        </w:rPr>
-        <w:t>].</w:t>
-      </w:r>
-      <w:proofErr w:type="spellStart"/>
-      <w:r>
-        <w:rPr>
-          <w:lang w:val="en-US"/>
-        </w:rPr>
-        <w:t>ct</w:t>
-      </w:r>
-      <w:proofErr w:type="spellEnd"/>
-      <w:proofErr w:type="gramEnd"/>
-      <w:r>
-        <w:rPr>
-          <w:lang w:val="en-US"/>
-        </w:rPr>
-        <w:t>,</w:t>
-      </w:r>
-    </w:p>
-    <w:p>
-      <w:pPr>
-        <w:rPr>
-          <w:lang w:val="en-US"/>
-        </w:rPr>
-      </w:pPr>
-      <w:r>
-        <w:rPr>
-          <w:lang w:val="en-US"/>
-        </w:rPr>
-        <w:t xml:space="preserve">        p[</w:t>
-      </w:r>
-      <w:proofErr w:type="spellStart"/>
-      <w:r>
-        <w:rPr>
-          <w:lang w:val="en-US"/>
-        </w:rPr>
-        <w:t>i</w:t>
-      </w:r>
-      <w:proofErr w:type="spellEnd"/>
-      <w:proofErr w:type="gramStart"/>
-      <w:r>
-        <w:rPr>
-          <w:lang w:val="en-US"/>
-        </w:rPr>
-        <w:t>].tat</w:t>
-      </w:r>
-      <w:proofErr w:type="gramEnd"/>
-      <w:r>
-        <w:rPr>
-          <w:lang w:val="en-US"/>
-        </w:rPr>
-        <w:t>,</w:t>
-      </w:r>
-    </w:p>
-    <w:p>
-      <w:pPr>
-        <w:rPr>
-          <w:lang w:val="en-US"/>
-        </w:rPr>
-      </w:pPr>
-      <w:r>
-        <w:rPr>
-          <w:lang w:val="en-US"/>
-        </w:rPr>
-        <w:t xml:space="preserve">        p[</w:t>
-      </w:r>
-      <w:proofErr w:type="spellStart"/>
-      <w:r>
-        <w:rPr>
-          <w:lang w:val="en-US"/>
-        </w:rPr>
-        <w:t>i</w:t>
-      </w:r>
-      <w:proofErr w:type="spellEnd"/>
-      <w:proofErr w:type="gramStart"/>
-      <w:r>
-        <w:rPr>
-          <w:lang w:val="en-US"/>
-        </w:rPr>
-        <w:t>].</w:t>
-      </w:r>
-      <w:proofErr w:type="spellStart"/>
-      <w:r>
-        <w:rPr>
-          <w:lang w:val="en-US"/>
-        </w:rPr>
-        <w:t>wt</w:t>
-      </w:r>
-      <w:proofErr w:type="spellEnd"/>
-      <w:proofErr w:type="gramEnd"/>
-      <w:r>
-        <w:rPr>
-          <w:lang w:val="en-US"/>
-        </w:rPr>
-        <w:t>);</w:t>
-      </w:r>
-    </w:p>
-    <w:p>
-      <w:pPr>
-        <w:rPr>
-          <w:lang w:val="en-US"/>
-        </w:rPr>
-      </w:pPr>
-      <w:r>
-        <w:rPr>
-          <w:lang w:val="en-US"/>
-        </w:rPr>
-        <w:t xml:space="preserve">    }</w:t>
-      </w:r>
-    </w:p>
-    <w:p>
-      <w:pPr>
-        <w:rPr>
-          <w:lang w:val="en-US"/>
-        </w:rPr>
-      </w:pPr>
-    </w:p>
-    <w:p>
-      <w:pPr>
-        <w:rPr>
-          <w:lang w:val="en-US"/>
-        </w:rPr>
-      </w:pPr>
-      <w:r>
-        <w:rPr>
-          <w:lang w:val="en-US"/>
-        </w:rPr>
-        <w:lastRenderedPageBreak/>
-        <w:t xml:space="preserve">    return 0;</w:t>
-      </w:r>
-    </w:p>
-    <w:p>
-      <w:pPr>
-        <w:rPr>
-          <w:lang w:val="en-US"/>
-        </w:rPr>
-      </w:pPr>
-      <w:r>
-        <w:rPr>
-          <w:lang w:val="en-US"/>
-        </w:rPr>
-        <w:t>}</w:t>
-      </w:r>
-    </w:p>
-    <w:p>
-      <w:pPr>
-        <w:rPr>
-          <w:lang w:val="en-US"/>
-        </w:rPr>
-      </w:pPr>
-    </w:p>
-    <w:p>
-      <w:pPr>
-        <w:rPr>
-          <w:lang w:val="en-US"/>
-        </w:rPr>
-      </w:pPr>
-      <w:r>
-        <w:rPr>
-          <w:lang w:val="en-US"/>
-        </w:rPr>
-        <w:t>Output:</w:t>
-      </w:r>
-    </w:p>
-    <w:p>
-      <w:pPr>
-        <w:rPr>
-          <w:lang w:val="en-US"/>
-        </w:rPr>
-      </w:pPr>
-      <w:r>
-        <w:rPr>
-          <w:noProof/>
-        </w:rPr>
         <w:drawing>
-          <wp:inline distT="0" distB="0" distL="0" distR="0" wp14:anchorId="21305689" wp14:editId="5674878E">
-            <wp:extent cx="5123809" cy="4742857"/>
-            <wp:effectExtent l="0" t="0" r="1270" b="635"/>
-            <wp:docPr id="608677223" name="Picture 1"/>
+          <wp:inline distT="0" distB="0" distL="0" distR="0" wp14:anchorId="6406F91F" wp14:editId="7A8FFDFD">
+            <wp:extent cx="5696745" cy="6477904"/>
+            <wp:effectExtent l="0" t="0" r="0" b="0"/>
+            <wp:docPr id="1898099983" name="Picture 1"/>
             <wp:cNvGraphicFramePr>
               <a:graphicFrameLocks xmlns:a="http://schemas.openxmlformats.org/drawingml/2006/main" noChangeAspect="1"/>
             </wp:cNvGraphicFramePr>
@@ -3637,7 +5317,7 @@
               <a:graphicData uri="http://schemas.openxmlformats.org/drawingml/2006/picture">
                 <pic:pic xmlns:pic="http://schemas.openxmlformats.org/drawingml/2006/picture">
                   <pic:nvPicPr>
-                    <pic:cNvPr id="608677223" name=""/>
+                    <pic:cNvPr id="1898099983" name=""/>
                     <pic:cNvPicPr/>
                   </pic:nvPicPr>
                   <pic:blipFill>
@@ -3649,7 +5329,7 @@
                   <pic:spPr>
                     <a:xfrm>
                       <a:off x="0" y="0"/>
-                      <a:ext cx="5123809" cy="4742857"/>
+                      <a:ext cx="5696745" cy="6477904"/>
                     </a:xfrm>
                     <a:prstGeom prst="rect">
                       <a:avLst/>
@@ -3661,6 +5341,13 @@
           </wp:inline>
         </w:drawing>
       </w:r>
+    </w:p>
+    <w:p>
+      <w:pPr>
+        <w:rPr>
+          <w:lang w:val="en-US"/>
+        </w:rPr>
+      </w:pPr>
     </w:p>
     <w:sectPr>
       <w:pgSz w:w="11906" w:h="16838"/>
